--- a/安全漏洞修复报告.docx
+++ b/安全漏洞修复报告.docx
@@ -42,8 +42,6 @@
           <w:sz w:val="24"/>
         </w:rPr>
         <w:t>项目路径: /opt/Class01</w:t>
-        <w:br/>
-        <w:t>报告日期: 2026-07-19</w:t>
         <w:br/>
         <w:t>状态: ✅ 全部修复</w:t>
       </w:r>
@@ -447,7 +445,7 @@
               <w:rPr>
                 <w:sz w:val="18"/>
               </w:rPr>
-              <w:t>使用 Werkzeug generate_password_hash() 对密码进行 bcrypt 哈希存储，登录时通过 check_password_hash() 比对，防止数据库泄露导致密码直接暴露。</w:t>
+              <w:t>使用 Werkzeug generate_password_hash() 对密码进行 bcrypt 哈希存储，登录时通过 check_password_hash() 比对。</w:t>
             </w:r>
           </w:p>
         </w:tc>
@@ -506,7 +504,7 @@
               <w:rPr>
                 <w:sz w:val="18"/>
               </w:rPr>
-              <w:t>get_user_info() 在返回用户信息给模板前主动移除 password 字段，index.html 中删除密码行的渲染。</w:t>
+              <w:t>get_user_info() 在返回用户信息前主动移除 password 字段，index.html 中删除密码行渲染。</w:t>
             </w:r>
           </w:p>
         </w:tc>
@@ -624,7 +622,7 @@
               <w:rPr>
                 <w:sz w:val="18"/>
               </w:rPr>
-              <w:t>从硬编码的 "dev-key-2025" 改为读取环境变量 SECRET_KEY，未设置时自动生成 64 字符随机 Hex 字符串。</w:t>
+              <w:t>改为读取环境变量 SECRET_KEY，未设置时自动生成 64 字符随机 Hex 字符串。</w:t>
             </w:r>
           </w:p>
         </w:tc>
@@ -683,7 +681,7 @@
               <w:rPr>
                 <w:sz w:val="18"/>
               </w:rPr>
-              <w:t>引入 flask_wtf.CSRFProtect，登录表单添加隐藏 csrf_token 字段，缺失 Token 的 POST 请求被拒绝（HTTP 400）。</w:t>
+              <w:t>引入 flask_wtf.CSRFProtect，表单添加 csrf_token，缺失 Token 的请求被拒绝（HTTP 400）。</w:t>
             </w:r>
           </w:p>
         </w:tc>
@@ -742,7 +740,7 @@
               <w:rPr>
                 <w:sz w:val="18"/>
               </w:rPr>
-              <w:t>实现 get_user_info() 从数据库取值时不依赖前端传入的用户名参数，为后续添加细粒度权限控制奠定基础。</w:t>
+              <w:t>实现 get_user_info() 不依赖前端传入参数，为细粒度权限控制奠定基础。</w:t>
             </w:r>
           </w:p>
         </w:tc>
@@ -801,7 +799,7 @@
               <w:rPr>
                 <w:sz w:val="18"/>
               </w:rPr>
-              <w:t>debug=True 改为由环境变量 FLASK_DEBUG 控制，生产环境默认关闭，避免 Debugger PIN 暴露导致远程代码执行风险。</w:t>
+              <w:t>改为由环境变量 FLASK_DEBUG 控制，生产环境默认关闭。</w:t>
             </w:r>
           </w:p>
         </w:tc>
@@ -860,7 +858,7 @@
               <w:rPr>
                 <w:sz w:val="18"/>
               </w:rPr>
-              <w:t>引入 flask_limiter 库，对登录接口限制为每分钟最多 5 次尝试，超出后返回 HTTP 429 Too Many Requests，爆破工具无法继续。</w:t>
+              <w:t>引入 flask_limiter，登录限制为每分钟最多 5 次，超出返回 HTTP 429。</w:t>
             </w:r>
           </w:p>
         </w:tc>
@@ -961,7 +959,7 @@
           <w:rFonts w:ascii="Courier New" w:hAnsi="Courier New" w:eastAsia="Courier New"/>
           <w:sz w:val="18"/>
         </w:rPr>
-        <w:t>【修改后新增】</w:t>
+        <w:t>【新增】</w:t>
         <w:br/>
         <w:t xml:space="preserve">  from flask_wtf.csrf import CSRFProtect</w:t>
         <w:br/>
@@ -989,7 +987,7 @@
           <w:rFonts w:ascii="Courier New" w:hAnsi="Courier New" w:eastAsia="Courier New"/>
           <w:sz w:val="18"/>
         </w:rPr>
-        <w:t>【修改后新增】</w:t>
+        <w:t>【新增】</w:t>
         <w:br/>
         <w:t xml:space="preserve">  def get_user_info(username):</w:t>
         <w:br/>
@@ -1047,7 +1045,7 @@
           <w:rFonts w:ascii="Courier New" w:hAnsi="Courier New" w:eastAsia="Courier New"/>
           <w:sz w:val="18"/>
         </w:rPr>
-        <w:t>【修改后新增】</w:t>
+        <w:t>【新增】</w:t>
         <w:br/>
         <w:t xml:space="preserve">  from flask_limiter import Limiter</w:t>
         <w:br/>
@@ -1058,7 +1056,7 @@
         <w:br/>
         <w:t xml:space="preserve">      if request.method == "GET":</w:t>
         <w:br/>
-        <w:t xml:space="preserve">          return None  # GET 不计入限流</w:t>
+        <w:t xml:space="preserve">          return None</w:t>
         <w:br/>
         <w:t xml:space="preserve">      return get_remote_address()</w:t>
         <w:br/>
@@ -1902,9 +1900,7 @@
               <w:rPr>
                 <w:sz w:val="18"/>
               </w:rPr>
-              <w:t>密码哈希、Secret Key 环境变量、CSRF 保护、</w:t>
-              <w:br/>
-              <w:t>Debug 模式控制、用户信息脱敏、登录频率限制</w:t>
+              <w:t>密码哈希、Secret Key 环境变量、CSRF 保护、Debug 模式控制、用户信息脱敏、登录频率限制</w:t>
             </w:r>
           </w:p>
         </w:tc>
@@ -2185,7 +2181,7 @@
         <w:rPr>
           <w:sz w:val="20"/>
         </w:rPr>
-        <w:t>⏱️ 修复 #8 — 登录接口加入频率限制（flask-limiter，每分钟5次）</w:t>
+        <w:t>⏱️ 修复 #8 — 登录接口加入频率限制（flask-limiter）</w:t>
       </w:r>
     </w:p>
     <w:p>

--- a/安全漏洞修复报告.docx
+++ b/安全漏洞修复报告.docx
@@ -2,6 +2,8 @@
 <file path=word/document.xml><?xml version="1.0" encoding="utf-8"?>
 <w:document xmlns:wpc="http://schemas.microsoft.com/office/word/2010/wordprocessingCanvas" xmlns:mo="http://schemas.microsoft.com/office/mac/office/2008/main" xmlns:mc="http://schemas.openxmlformats.org/markup-compatibility/2006" xmlns:mv="urn:schemas-microsoft-com:mac:vml" xmlns:o="urn:schemas-microsoft-com:office:office" xmlns:r="http://schemas.openxmlformats.org/officeDocument/2006/relationships" xmlns:m="http://schemas.openxmlformats.org/officeDocument/2006/math" xmlns:v="urn:schemas-microsoft-com:vml" xmlns:wp14="http://schemas.microsoft.com/office/word/2010/wordprocessingDrawing" xmlns:wp="http://schemas.openxmlformats.org/drawingml/2006/wordprocessingDrawing" xmlns:w10="urn:schemas-microsoft-com:office:word" xmlns:w="http://schemas.openxmlformats.org/wordprocessingml/2006/main" xmlns:w14="http://schemas.microsoft.com/office/word/2010/wordml" xmlns:wpg="http://schemas.microsoft.com/office/word/2010/wordprocessingGroup" xmlns:wpi="http://schemas.microsoft.com/office/word/2010/wordprocessingInk" xmlns:wne="http://schemas.microsoft.com/office/word/2006/wordml" xmlns:wps="http://schemas.microsoft.com/office/word/2010/wordprocessingShape" mc:Ignorable="w14 wp14">
   <w:body>
+    <w:p/>
+    <w:p/>
     <w:p/>
     <w:p/>
     <w:p/>
@@ -12,23 +14,10 @@
       <w:r>
         <w:rPr>
           <w:b/>
-          <w:color w:val="1A1A2E"/>
+          <w:color w:val="2B579A"/>
           <w:sz w:val="56"/>
         </w:rPr>
-        <w:t>🛡️ 安全漏洞修复报告</w:t>
-      </w:r>
-    </w:p>
-    <w:p/>
-    <w:p>
-      <w:pPr>
-        <w:jc w:val="center"/>
-      </w:pPr>
-      <w:r>
-        <w:rPr>
-          <w:color w:val="646464"/>
-          <w:sz w:val="32"/>
-        </w:rPr>
-        <w:t>用户管理系统 · Flask Web Application</w:t>
+        <w:t>安全漏洞修复报告</w:t>
       </w:r>
     </w:p>
     <w:p/>
@@ -39,105 +28,13 @@
       <w:r>
         <w:rPr>
           <w:color w:val="787878"/>
-          <w:sz w:val="24"/>
+          <w:sz w:val="28"/>
         </w:rPr>
-        <w:t>项目路径: /opt/Class01</w:t>
-        <w:br/>
-        <w:t>状态: ✅ 全部修复</w:t>
+        <w:t>Security Vulnerability Fix Report</w:t>
       </w:r>
     </w:p>
-    <w:p>
-      <w:r>
-        <w:br w:type="page"/>
-      </w:r>
-    </w:p>
-    <w:p>
-      <w:pPr>
-        <w:pStyle w:val="Heading1"/>
-      </w:pPr>
-      <w:r>
-        <w:t>目 录</w:t>
-      </w:r>
-    </w:p>
-    <w:p>
-      <w:pPr>
-        <w:spacing w:after="120" w:before="120"/>
-      </w:pPr>
-      <w:r>
-        <w:rPr>
-          <w:sz w:val="26"/>
-        </w:rPr>
-        <w:t>一、漏洞修复总览</w:t>
-      </w:r>
-    </w:p>
-    <w:p>
-      <w:pPr>
-        <w:spacing w:after="120" w:before="120"/>
-      </w:pPr>
-      <w:r>
-        <w:rPr>
-          <w:sz w:val="26"/>
-        </w:rPr>
-        <w:t>二、漏洞明细与修复方案</w:t>
-      </w:r>
-    </w:p>
-    <w:p>
-      <w:pPr>
-        <w:spacing w:after="120" w:before="120"/>
-      </w:pPr>
-      <w:r>
-        <w:rPr>
-          <w:sz w:val="26"/>
-        </w:rPr>
-        <w:t>三、关键代码变更</w:t>
-      </w:r>
-    </w:p>
-    <w:p>
-      <w:pPr>
-        <w:spacing w:after="120" w:before="120"/>
-      </w:pPr>
-      <w:r>
-        <w:rPr>
-          <w:sz w:val="26"/>
-        </w:rPr>
-        <w:t>四、修复验证测试</w:t>
-      </w:r>
-    </w:p>
-    <w:p>
-      <w:pPr>
-        <w:spacing w:after="120" w:before="120"/>
-      </w:pPr>
-      <w:r>
-        <w:rPr>
-          <w:sz w:val="26"/>
-        </w:rPr>
-        <w:t>五、修复涉及文件</w:t>
-      </w:r>
-    </w:p>
-    <w:p>
-      <w:pPr>
-        <w:spacing w:after="120" w:before="120"/>
-      </w:pPr>
-      <w:r>
-        <w:rPr>
-          <w:sz w:val="26"/>
-        </w:rPr>
-        <w:t>六、修复时间线</w:t>
-      </w:r>
-    </w:p>
-    <w:p>
-      <w:r>
-        <w:br w:type="page"/>
-      </w:r>
-    </w:p>
-    <w:p>
-      <w:pPr>
-        <w:pStyle w:val="Heading1"/>
-      </w:pPr>
-      <w:r>
-        <w:t>一、漏洞修复总览</w:t>
-      </w:r>
-    </w:p>
+    <w:p/>
+    <w:p/>
     <w:p/>
     <w:tbl>
       <w:tblPr>
@@ -146,247 +43,42 @@
         <w:tblLook w:firstColumn="1" w:firstRow="1" w:lastColumn="0" w:lastRow="0" w:noHBand="0" w:noVBand="1" w:val="04A0"/>
       </w:tblPr>
       <w:tblGrid>
-        <w:gridCol w:w="2351"/>
-        <w:gridCol w:w="2351"/>
-        <w:gridCol w:w="2351"/>
-        <w:gridCol w:w="2351"/>
+        <w:gridCol w:w="4323"/>
+        <w:gridCol w:w="4323"/>
       </w:tblGrid>
       <w:tr>
         <w:tc>
           <w:tcPr>
-            <w:tcW w:type="dxa" w:w="2351"/>
-            <w:shd w:fill="FFE5E5" w:val="clear"/>
+            <w:tcW w:type="dxa" w:w="2268"/>
           </w:tcPr>
           <w:p>
             <w:pPr>
-              <w:jc w:val="center"/>
-            </w:pPr>
-            <w:r>
-              <w:rPr>
-                <w:b/>
-                <w:color w:val="323232"/>
-                <w:sz w:val="64"/>
-              </w:rPr>
-              <w:t>3</w:t>
-            </w:r>
-          </w:p>
-          <w:p>
-            <w:pPr>
-              <w:jc w:val="center"/>
+              <w:jc w:val="right"/>
             </w:pPr>
             <w:r>
               <w:rPr>
                 <w:color w:val="646464"/>
                 <w:sz w:val="22"/>
               </w:rPr>
-              <w:t>🔴 高危漏洞</w:t>
+              <w:t>项目名称：</w:t>
             </w:r>
           </w:p>
         </w:tc>
         <w:tc>
           <w:tcPr>
-            <w:tcW w:type="dxa" w:w="2351"/>
-            <w:shd w:fill="FFF5E0" w:val="clear"/>
+            <w:tcW w:type="dxa" w:w="4535"/>
           </w:tcPr>
           <w:p>
             <w:pPr>
-              <w:jc w:val="center"/>
+              <w:jc w:val="left"/>
             </w:pPr>
             <w:r>
               <w:rPr>
                 <w:b/>
-                <w:color w:val="323232"/>
-                <w:sz w:val="64"/>
-              </w:rPr>
-              <w:t>4</w:t>
-            </w:r>
-          </w:p>
-          <w:p>
-            <w:pPr>
-              <w:jc w:val="center"/>
-            </w:pPr>
-            <w:r>
-              <w:rPr>
-                <w:color w:val="646464"/>
+                <w:color w:val="2B579A"/>
                 <w:sz w:val="22"/>
               </w:rPr>
-              <w:t>🟡 中危漏洞</w:t>
-            </w:r>
-          </w:p>
-        </w:tc>
-        <w:tc>
-          <w:tcPr>
-            <w:tcW w:type="dxa" w:w="2351"/>
-            <w:shd w:fill="E5FFE5" w:val="clear"/>
-          </w:tcPr>
-          <w:p>
-            <w:pPr>
-              <w:jc w:val="center"/>
-            </w:pPr>
-            <w:r>
-              <w:rPr>
-                <w:b/>
-                <w:color w:val="323232"/>
-                <w:sz w:val="64"/>
-              </w:rPr>
-              <w:t>1</w:t>
-            </w:r>
-          </w:p>
-          <w:p>
-            <w:pPr>
-              <w:jc w:val="center"/>
-            </w:pPr>
-            <w:r>
-              <w:rPr>
-                <w:color w:val="646464"/>
-                <w:sz w:val="22"/>
-              </w:rPr>
-              <w:t>🟢 低危漏洞</w:t>
-            </w:r>
-          </w:p>
-        </w:tc>
-        <w:tc>
-          <w:tcPr>
-            <w:tcW w:type="dxa" w:w="2351"/>
-            <w:shd w:fill="E0F0FF" w:val="clear"/>
-          </w:tcPr>
-          <w:p>
-            <w:pPr>
-              <w:jc w:val="center"/>
-            </w:pPr>
-            <w:r>
-              <w:rPr>
-                <w:b/>
-                <w:color w:val="323232"/>
-                <w:sz w:val="64"/>
-              </w:rPr>
-              <w:t>8</w:t>
-            </w:r>
-          </w:p>
-          <w:p>
-            <w:pPr>
-              <w:jc w:val="center"/>
-            </w:pPr>
-            <w:r>
-              <w:rPr>
-                <w:color w:val="646464"/>
-                <w:sz w:val="22"/>
-              </w:rPr>
-              <w:t>✅ 全部修复</w:t>
-            </w:r>
-          </w:p>
-        </w:tc>
-      </w:tr>
-    </w:tbl>
-    <w:p/>
-    <w:p>
-      <w:r>
-        <w:rPr>
-          <w:sz w:val="22"/>
-        </w:rPr>
-        <w:t>本次安全审计共发现 8 项安全漏洞，其中高危 3 项、中危 4 项、低危 1 项，已全部修复完成。</w:t>
-      </w:r>
-    </w:p>
-    <w:p>
-      <w:r>
-        <w:br w:type="page"/>
-      </w:r>
-    </w:p>
-    <w:p>
-      <w:pPr>
-        <w:pStyle w:val="Heading1"/>
-      </w:pPr>
-      <w:r>
-        <w:t>二、漏洞明细与修复方案</w:t>
-      </w:r>
-    </w:p>
-    <w:p/>
-    <w:tbl>
-      <w:tblPr>
-        <w:tblW w:type="auto" w:w="0"/>
-        <w:jc w:val="center"/>
-        <w:tblLook w:firstColumn="1" w:firstRow="1" w:lastColumn="0" w:lastRow="0" w:noHBand="0" w:noVBand="1" w:val="04A0"/>
-        <w:tblBorders>
-          <w:top w:val="single" w:sz="4" w:space="0" w:color="999999"/>
-          <w:left w:val="single" w:sz="4" w:space="0" w:color="999999"/>
-          <w:bottom w:val="single" w:sz="4" w:space="0" w:color="999999"/>
-          <w:right w:val="single" w:sz="4" w:space="0" w:color="999999"/>
-          <w:insideH w:val="single" w:sz="4" w:space="0" w:color="999999"/>
-          <w:insideV w:val="single" w:sz="4" w:space="0" w:color="999999"/>
-        </w:tblBorders>
-      </w:tblPr>
-      <w:tblGrid>
-        <w:gridCol w:w="2351"/>
-        <w:gridCol w:w="2351"/>
-        <w:gridCol w:w="2351"/>
-        <w:gridCol w:w="2351"/>
-      </w:tblGrid>
-      <w:tr>
-        <w:tc>
-          <w:tcPr>
-            <w:tcW w:type="dxa" w:w="567"/>
-            <w:shd w:fill="1A1A2E" w:val="clear"/>
-          </w:tcPr>
-          <w:p>
-            <w:r/>
-            <w:r>
-              <w:rPr>
-                <w:b/>
-                <w:color w:val="FFFFFF"/>
-                <w:sz w:val="20"/>
-              </w:rPr>
-              <w:t>#</w:t>
-            </w:r>
-          </w:p>
-        </w:tc>
-        <w:tc>
-          <w:tcPr>
-            <w:tcW w:type="dxa" w:w="2268"/>
-            <w:shd w:fill="1A1A2E" w:val="clear"/>
-          </w:tcPr>
-          <w:p>
-            <w:r/>
-            <w:r>
-              <w:rPr>
-                <w:b/>
-                <w:color w:val="FFFFFF"/>
-                <w:sz w:val="20"/>
-              </w:rPr>
-              <w:t>漏洞名称</w:t>
-            </w:r>
-          </w:p>
-        </w:tc>
-        <w:tc>
-          <w:tcPr>
-            <w:tcW w:type="dxa" w:w="1417"/>
-            <w:shd w:fill="1A1A2E" w:val="clear"/>
-          </w:tcPr>
-          <w:p>
-            <w:r/>
-            <w:r>
-              <w:rPr>
-                <w:b/>
-                <w:color w:val="FFFFFF"/>
-                <w:sz w:val="20"/>
-              </w:rPr>
-              <w:t>严重度</w:t>
-            </w:r>
-          </w:p>
-        </w:tc>
-        <w:tc>
-          <w:tcPr>
-            <w:tcW w:type="dxa" w:w="5102"/>
-            <w:shd w:fill="1A1A2E" w:val="clear"/>
-          </w:tcPr>
-          <w:p>
-            <w:r/>
-            <w:r>
-              <w:rPr>
-                <w:b/>
-                <w:color w:val="FFFFFF"/>
-                <w:sz w:val="20"/>
-              </w:rPr>
-              <w:t>修复措施</w:t>
+              <w:t>用户管理系统</w:t>
             </w:r>
           </w:p>
         </w:tc>
@@ -394,58 +86,36 @@
       <w:tr>
         <w:tc>
           <w:tcPr>
-            <w:tcW w:type="dxa" w:w="567"/>
+            <w:tcW w:type="dxa" w:w="2268"/>
           </w:tcPr>
           <w:p>
-            <w:r/>
+            <w:pPr>
+              <w:jc w:val="right"/>
+            </w:pPr>
             <w:r>
               <w:rPr>
-                <w:sz w:val="18"/>
+                <w:color w:val="646464"/>
+                <w:sz w:val="22"/>
               </w:rPr>
-              <w:t>1</w:t>
+              <w:t>项目路径：</w:t>
             </w:r>
           </w:p>
         </w:tc>
         <w:tc>
           <w:tcPr>
-            <w:tcW w:type="dxa" w:w="2268"/>
+            <w:tcW w:type="dxa" w:w="4535"/>
           </w:tcPr>
           <w:p>
-            <w:r/>
-            <w:r>
-              <w:rPr>
-                <w:sz w:val="18"/>
-              </w:rPr>
-              <w:t>明文密码存储</w:t>
-            </w:r>
-          </w:p>
-        </w:tc>
-        <w:tc>
-          <w:tcPr>
-            <w:tcW w:type="dxa" w:w="1417"/>
-          </w:tcPr>
-          <w:p>
-            <w:r/>
+            <w:pPr>
+              <w:jc w:val="left"/>
+            </w:pPr>
             <w:r>
               <w:rPr>
                 <w:b/>
-                <w:sz w:val="18"/>
+                <w:color w:val="2B579A"/>
+                <w:sz w:val="22"/>
               </w:rPr>
-              <w:t>🔴 高危</w:t>
-            </w:r>
-          </w:p>
-        </w:tc>
-        <w:tc>
-          <w:tcPr>
-            <w:tcW w:type="dxa" w:w="5102"/>
-          </w:tcPr>
-          <w:p>
-            <w:r/>
-            <w:r>
-              <w:rPr>
-                <w:sz w:val="18"/>
-              </w:rPr>
-              <w:t>使用 Werkzeug generate_password_hash() 对密码进行 bcrypt 哈希存储，登录时通过 check_password_hash() 比对。</w:t>
+              <w:t>/opt/Class01</w:t>
             </w:r>
           </w:p>
         </w:tc>
@@ -453,58 +123,36 @@
       <w:tr>
         <w:tc>
           <w:tcPr>
-            <w:tcW w:type="dxa" w:w="567"/>
+            <w:tcW w:type="dxa" w:w="2268"/>
           </w:tcPr>
           <w:p>
-            <w:r/>
+            <w:pPr>
+              <w:jc w:val="right"/>
+            </w:pPr>
             <w:r>
               <w:rPr>
-                <w:sz w:val="18"/>
+                <w:color w:val="646464"/>
+                <w:sz w:val="22"/>
               </w:rPr>
-              <w:t>2</w:t>
+              <w:t>项目类型：</w:t>
             </w:r>
           </w:p>
         </w:tc>
         <w:tc>
           <w:tcPr>
-            <w:tcW w:type="dxa" w:w="2268"/>
+            <w:tcW w:type="dxa" w:w="4535"/>
           </w:tcPr>
           <w:p>
-            <w:r/>
-            <w:r>
-              <w:rPr>
-                <w:sz w:val="18"/>
-              </w:rPr>
-              <w:t>页面泄露明文密码</w:t>
-            </w:r>
-          </w:p>
-        </w:tc>
-        <w:tc>
-          <w:tcPr>
-            <w:tcW w:type="dxa" w:w="1417"/>
-          </w:tcPr>
-          <w:p>
-            <w:r/>
+            <w:pPr>
+              <w:jc w:val="left"/>
+            </w:pPr>
             <w:r>
               <w:rPr>
                 <w:b/>
-                <w:sz w:val="18"/>
+                <w:color w:val="2B579A"/>
+                <w:sz w:val="22"/>
               </w:rPr>
-              <w:t>🔴 高危</w:t>
-            </w:r>
-          </w:p>
-        </w:tc>
-        <w:tc>
-          <w:tcPr>
-            <w:tcW w:type="dxa" w:w="5102"/>
-          </w:tcPr>
-          <w:p>
-            <w:r/>
-            <w:r>
-              <w:rPr>
-                <w:sz w:val="18"/>
-              </w:rPr>
-              <w:t>get_user_info() 在返回用户信息前主动移除 password 字段，index.html 中删除密码行渲染。</w:t>
+              <w:t>Flask Web Application</w:t>
             </w:r>
           </w:p>
         </w:tc>
@@ -512,58 +160,36 @@
       <w:tr>
         <w:tc>
           <w:tcPr>
-            <w:tcW w:type="dxa" w:w="567"/>
+            <w:tcW w:type="dxa" w:w="2268"/>
           </w:tcPr>
           <w:p>
-            <w:r/>
+            <w:pPr>
+              <w:jc w:val="right"/>
+            </w:pPr>
             <w:r>
               <w:rPr>
-                <w:sz w:val="18"/>
+                <w:color w:val="646464"/>
+                <w:sz w:val="22"/>
               </w:rPr>
-              <w:t>3</w:t>
+              <w:t>漏洞数量：</w:t>
             </w:r>
           </w:p>
         </w:tc>
         <w:tc>
           <w:tcPr>
-            <w:tcW w:type="dxa" w:w="2268"/>
+            <w:tcW w:type="dxa" w:w="4535"/>
           </w:tcPr>
           <w:p>
-            <w:r/>
-            <w:r>
-              <w:rPr>
-                <w:sz w:val="18"/>
-              </w:rPr>
-              <w:t>HTML 注释泄露默认账号</w:t>
-            </w:r>
-          </w:p>
-        </w:tc>
-        <w:tc>
-          <w:tcPr>
-            <w:tcW w:type="dxa" w:w="1417"/>
-          </w:tcPr>
-          <w:p>
-            <w:r/>
+            <w:pPr>
+              <w:jc w:val="left"/>
+            </w:pPr>
             <w:r>
               <w:rPr>
                 <w:b/>
-                <w:sz w:val="18"/>
+                <w:color w:val="2B579A"/>
+                <w:sz w:val="22"/>
               </w:rPr>
-              <w:t>🔴 高危</w:t>
-            </w:r>
-          </w:p>
-        </w:tc>
-        <w:tc>
-          <w:tcPr>
-            <w:tcW w:type="dxa" w:w="5102"/>
-          </w:tcPr>
-          <w:p>
-            <w:r/>
-            <w:r>
-              <w:rPr>
-                <w:sz w:val="18"/>
-              </w:rPr>
-              <w:t>删除 login.html 中暴露默认管理员账号密码的 HTML 注释。</w:t>
+              <w:t>8 项（高危 3 / 中危 4 / 低危 1）</w:t>
             </w:r>
           </w:p>
         </w:tc>
@@ -571,294 +197,36 @@
       <w:tr>
         <w:tc>
           <w:tcPr>
-            <w:tcW w:type="dxa" w:w="567"/>
+            <w:tcW w:type="dxa" w:w="2268"/>
           </w:tcPr>
           <w:p>
-            <w:r/>
+            <w:pPr>
+              <w:jc w:val="right"/>
+            </w:pPr>
             <w:r>
               <w:rPr>
-                <w:sz w:val="18"/>
+                <w:color w:val="646464"/>
+                <w:sz w:val="22"/>
               </w:rPr>
-              <w:t>4</w:t>
+              <w:t>修复状态：</w:t>
             </w:r>
           </w:p>
         </w:tc>
         <w:tc>
           <w:tcPr>
-            <w:tcW w:type="dxa" w:w="2268"/>
+            <w:tcW w:type="dxa" w:w="4535"/>
           </w:tcPr>
           <w:p>
-            <w:r/>
-            <w:r>
-              <w:rPr>
-                <w:sz w:val="18"/>
-              </w:rPr>
-              <w:t>Secret Key 硬编码</w:t>
-            </w:r>
-          </w:p>
-        </w:tc>
-        <w:tc>
-          <w:tcPr>
-            <w:tcW w:type="dxa" w:w="1417"/>
-          </w:tcPr>
-          <w:p>
-            <w:r/>
+            <w:pPr>
+              <w:jc w:val="left"/>
+            </w:pPr>
             <w:r>
               <w:rPr>
                 <w:b/>
-                <w:sz w:val="18"/>
+                <w:color w:val="2B579A"/>
+                <w:sz w:val="22"/>
               </w:rPr>
-              <w:t>🟡 中危</w:t>
-            </w:r>
-          </w:p>
-        </w:tc>
-        <w:tc>
-          <w:tcPr>
-            <w:tcW w:type="dxa" w:w="5102"/>
-          </w:tcPr>
-          <w:p>
-            <w:r/>
-            <w:r>
-              <w:rPr>
-                <w:sz w:val="18"/>
-              </w:rPr>
-              <w:t>改为读取环境变量 SECRET_KEY，未设置时自动生成 64 字符随机 Hex 字符串。</w:t>
-            </w:r>
-          </w:p>
-        </w:tc>
-      </w:tr>
-      <w:tr>
-        <w:tc>
-          <w:tcPr>
-            <w:tcW w:type="dxa" w:w="567"/>
-          </w:tcPr>
-          <w:p>
-            <w:r/>
-            <w:r>
-              <w:rPr>
-                <w:sz w:val="18"/>
-              </w:rPr>
-              <w:t>5</w:t>
-            </w:r>
-          </w:p>
-        </w:tc>
-        <w:tc>
-          <w:tcPr>
-            <w:tcW w:type="dxa" w:w="2268"/>
-          </w:tcPr>
-          <w:p>
-            <w:r/>
-            <w:r>
-              <w:rPr>
-                <w:sz w:val="18"/>
-              </w:rPr>
-              <w:t>缺乏 CSRF 防护</w:t>
-            </w:r>
-          </w:p>
-        </w:tc>
-        <w:tc>
-          <w:tcPr>
-            <w:tcW w:type="dxa" w:w="1417"/>
-          </w:tcPr>
-          <w:p>
-            <w:r/>
-            <w:r>
-              <w:rPr>
-                <w:b/>
-                <w:sz w:val="18"/>
-              </w:rPr>
-              <w:t>🟡 中危</w:t>
-            </w:r>
-          </w:p>
-        </w:tc>
-        <w:tc>
-          <w:tcPr>
-            <w:tcW w:type="dxa" w:w="5102"/>
-          </w:tcPr>
-          <w:p>
-            <w:r/>
-            <w:r>
-              <w:rPr>
-                <w:sz w:val="18"/>
-              </w:rPr>
-              <w:t>引入 flask_wtf.CSRFProtect，表单添加 csrf_token，缺失 Token 的请求被拒绝（HTTP 400）。</w:t>
-            </w:r>
-          </w:p>
-        </w:tc>
-      </w:tr>
-      <w:tr>
-        <w:tc>
-          <w:tcPr>
-            <w:tcW w:type="dxa" w:w="567"/>
-          </w:tcPr>
-          <w:p>
-            <w:r/>
-            <w:r>
-              <w:rPr>
-                <w:sz w:val="18"/>
-              </w:rPr>
-              <w:t>6</w:t>
-            </w:r>
-          </w:p>
-        </w:tc>
-        <w:tc>
-          <w:tcPr>
-            <w:tcW w:type="dxa" w:w="2268"/>
-          </w:tcPr>
-          <w:p>
-            <w:r/>
-            <w:r>
-              <w:rPr>
-                <w:sz w:val="18"/>
-              </w:rPr>
-              <w:t>无权限校验</w:t>
-            </w:r>
-          </w:p>
-        </w:tc>
-        <w:tc>
-          <w:tcPr>
-            <w:tcW w:type="dxa" w:w="1417"/>
-          </w:tcPr>
-          <w:p>
-            <w:r/>
-            <w:r>
-              <w:rPr>
-                <w:b/>
-                <w:sz w:val="18"/>
-              </w:rPr>
-              <w:t>🟡 中危</w:t>
-            </w:r>
-          </w:p>
-        </w:tc>
-        <w:tc>
-          <w:tcPr>
-            <w:tcW w:type="dxa" w:w="5102"/>
-          </w:tcPr>
-          <w:p>
-            <w:r/>
-            <w:r>
-              <w:rPr>
-                <w:sz w:val="18"/>
-              </w:rPr>
-              <w:t>实现 get_user_info() 不依赖前端传入参数，为细粒度权限控制奠定基础。</w:t>
-            </w:r>
-          </w:p>
-        </w:tc>
-      </w:tr>
-      <w:tr>
-        <w:tc>
-          <w:tcPr>
-            <w:tcW w:type="dxa" w:w="567"/>
-          </w:tcPr>
-          <w:p>
-            <w:r/>
-            <w:r>
-              <w:rPr>
-                <w:sz w:val="18"/>
-              </w:rPr>
-              <w:t>7</w:t>
-            </w:r>
-          </w:p>
-        </w:tc>
-        <w:tc>
-          <w:tcPr>
-            <w:tcW w:type="dxa" w:w="2268"/>
-          </w:tcPr>
-          <w:p>
-            <w:r/>
-            <w:r>
-              <w:rPr>
-                <w:sz w:val="18"/>
-              </w:rPr>
-              <w:t>Debug 模式始终开启</w:t>
-            </w:r>
-          </w:p>
-        </w:tc>
-        <w:tc>
-          <w:tcPr>
-            <w:tcW w:type="dxa" w:w="1417"/>
-          </w:tcPr>
-          <w:p>
-            <w:r/>
-            <w:r>
-              <w:rPr>
-                <w:b/>
-                <w:sz w:val="18"/>
-              </w:rPr>
-              <w:t>🟢 低危</w:t>
-            </w:r>
-          </w:p>
-        </w:tc>
-        <w:tc>
-          <w:tcPr>
-            <w:tcW w:type="dxa" w:w="5102"/>
-          </w:tcPr>
-          <w:p>
-            <w:r/>
-            <w:r>
-              <w:rPr>
-                <w:sz w:val="18"/>
-              </w:rPr>
-              <w:t>改为由环境变量 FLASK_DEBUG 控制，生产环境默认关闭。</w:t>
-            </w:r>
-          </w:p>
-        </w:tc>
-      </w:tr>
-      <w:tr>
-        <w:tc>
-          <w:tcPr>
-            <w:tcW w:type="dxa" w:w="567"/>
-          </w:tcPr>
-          <w:p>
-            <w:r/>
-            <w:r>
-              <w:rPr>
-                <w:sz w:val="18"/>
-              </w:rPr>
-              <w:t>8</w:t>
-            </w:r>
-          </w:p>
-        </w:tc>
-        <w:tc>
-          <w:tcPr>
-            <w:tcW w:type="dxa" w:w="2268"/>
-          </w:tcPr>
-          <w:p>
-            <w:r/>
-            <w:r>
-              <w:rPr>
-                <w:sz w:val="18"/>
-              </w:rPr>
-              <w:t>登录接口无频率限制（可爆破）</w:t>
-            </w:r>
-          </w:p>
-        </w:tc>
-        <w:tc>
-          <w:tcPr>
-            <w:tcW w:type="dxa" w:w="1417"/>
-          </w:tcPr>
-          <w:p>
-            <w:r/>
-            <w:r>
-              <w:rPr>
-                <w:b/>
-                <w:sz w:val="18"/>
-              </w:rPr>
-              <w:t>🟡 中危</w:t>
-            </w:r>
-          </w:p>
-        </w:tc>
-        <w:tc>
-          <w:tcPr>
-            <w:tcW w:type="dxa" w:w="5102"/>
-          </w:tcPr>
-          <w:p>
-            <w:r/>
-            <w:r>
-              <w:rPr>
-                <w:sz w:val="18"/>
-              </w:rPr>
-              <w:t>引入 flask_limiter，登录限制为每分钟最多 5 次，超出返回 HTTP 429。</w:t>
+              <w:t>✅ 全部修复</w:t>
             </w:r>
           </w:p>
         </w:tc>
@@ -874,213 +242,177 @@
         <w:pStyle w:val="Heading1"/>
       </w:pPr>
       <w:r>
-        <w:t>三、关键代码变更</w:t>
+        <w:rPr>
+          <w:color w:val="2B579A"/>
+        </w:rPr>
+        <w:t>一、漏洞修复总览</w:t>
       </w:r>
     </w:p>
     <w:p/>
+    <w:tbl>
+      <w:tblPr>
+        <w:tblW w:type="auto" w:w="0"/>
+        <w:jc w:val="center"/>
+        <w:tblLook w:firstColumn="1" w:firstRow="1" w:lastColumn="0" w:lastRow="0" w:noHBand="0" w:noVBand="1" w:val="04A0"/>
+      </w:tblPr>
+      <w:tblGrid>
+        <w:gridCol w:w="2161"/>
+        <w:gridCol w:w="2161"/>
+        <w:gridCol w:w="2161"/>
+        <w:gridCol w:w="2161"/>
+      </w:tblGrid>
+      <w:tr>
+        <w:tc>
+          <w:tcPr>
+            <w:tcW w:type="dxa" w:w="2161"/>
+            <w:shd w:fill="F2DEDE" w:val="clear"/>
+          </w:tcPr>
+          <w:p>
+            <w:pPr>
+              <w:jc w:val="center"/>
+            </w:pPr>
+            <w:r>
+              <w:rPr>
+                <w:b/>
+                <w:sz w:val="56"/>
+              </w:rPr>
+              <w:t>3</w:t>
+            </w:r>
+          </w:p>
+        </w:tc>
+        <w:tc>
+          <w:tcPr>
+            <w:tcW w:type="dxa" w:w="2161"/>
+            <w:shd w:fill="FCF0D9" w:val="clear"/>
+          </w:tcPr>
+          <w:p>
+            <w:pPr>
+              <w:jc w:val="center"/>
+            </w:pPr>
+            <w:r>
+              <w:rPr>
+                <w:b/>
+                <w:sz w:val="56"/>
+              </w:rPr>
+              <w:t>4</w:t>
+            </w:r>
+          </w:p>
+        </w:tc>
+        <w:tc>
+          <w:tcPr>
+            <w:tcW w:type="dxa" w:w="2161"/>
+            <w:shd w:fill="DFF0D8" w:val="clear"/>
+          </w:tcPr>
+          <w:p>
+            <w:pPr>
+              <w:jc w:val="center"/>
+            </w:pPr>
+            <w:r>
+              <w:rPr>
+                <w:b/>
+                <w:sz w:val="56"/>
+              </w:rPr>
+              <w:t>1</w:t>
+            </w:r>
+          </w:p>
+        </w:tc>
+        <w:tc>
+          <w:tcPr>
+            <w:tcW w:type="dxa" w:w="2161"/>
+            <w:shd w:fill="D9EDF7" w:val="clear"/>
+          </w:tcPr>
+          <w:p>
+            <w:pPr>
+              <w:jc w:val="center"/>
+            </w:pPr>
+            <w:r>
+              <w:rPr>
+                <w:b/>
+                <w:sz w:val="56"/>
+              </w:rPr>
+              <w:t>8</w:t>
+            </w:r>
+          </w:p>
+        </w:tc>
+      </w:tr>
+      <w:tr>
+        <w:tc>
+          <w:tcPr>
+            <w:tcW w:type="dxa" w:w="2161"/>
+            <w:shd w:fill="F2DEDE" w:val="clear"/>
+          </w:tcPr>
+          <w:p>
+            <w:pPr>
+              <w:jc w:val="center"/>
+            </w:pPr>
+            <w:r>
+              <w:rPr>
+                <w:sz w:val="20"/>
+              </w:rPr>
+              <w:t>高危漏洞</w:t>
+            </w:r>
+          </w:p>
+        </w:tc>
+        <w:tc>
+          <w:tcPr>
+            <w:tcW w:type="dxa" w:w="2161"/>
+            <w:shd w:fill="FCF0D9" w:val="clear"/>
+          </w:tcPr>
+          <w:p>
+            <w:pPr>
+              <w:jc w:val="center"/>
+            </w:pPr>
+            <w:r>
+              <w:rPr>
+                <w:sz w:val="20"/>
+              </w:rPr>
+              <w:t>中危漏洞</w:t>
+            </w:r>
+          </w:p>
+        </w:tc>
+        <w:tc>
+          <w:tcPr>
+            <w:tcW w:type="dxa" w:w="2161"/>
+            <w:shd w:fill="DFF0D8" w:val="clear"/>
+          </w:tcPr>
+          <w:p>
+            <w:pPr>
+              <w:jc w:val="center"/>
+            </w:pPr>
+            <w:r>
+              <w:rPr>
+                <w:sz w:val="20"/>
+              </w:rPr>
+              <w:t>低危漏洞</w:t>
+            </w:r>
+          </w:p>
+        </w:tc>
+        <w:tc>
+          <w:tcPr>
+            <w:tcW w:type="dxa" w:w="2161"/>
+            <w:shd w:fill="D9EDF7" w:val="clear"/>
+          </w:tcPr>
+          <w:p>
+            <w:pPr>
+              <w:jc w:val="center"/>
+            </w:pPr>
+            <w:r>
+              <w:rPr>
+                <w:sz w:val="20"/>
+              </w:rPr>
+              <w:t>合计</w:t>
+            </w:r>
+          </w:p>
+        </w:tc>
+      </w:tr>
+    </w:tbl>
+    <w:p/>
     <w:p>
-      <w:pPr>
-        <w:pStyle w:val="Heading2"/>
-      </w:pPr>
-      <w:r>
-        <w:t>🔐 密码哈希存储（app.py）</w:t>
-      </w:r>
-    </w:p>
-    <w:p>
-      <w:pPr>
-        <w:spacing w:after="240"/>
-      </w:pPr>
       <w:r>
         <w:rPr>
-          <w:rFonts w:ascii="Courier New" w:hAnsi="Courier New" w:eastAsia="Courier New"/>
-          <w:sz w:val="18"/>
+          <w:sz w:val="21"/>
         </w:rPr>
-        <w:t>【修改前】明文存储和比对：</w:t>
-        <w:br/>
-        <w:t xml:space="preserve">  "password": "admin123"</w:t>
-        <w:br/>
-        <w:t xml:space="preserve">  if USERS[username]["password"] == password:</w:t>
-        <w:br/>
-        <w:br/>
-        <w:t>【修改后】哈希存储和校验：</w:t>
-        <w:br/>
-        <w:t xml:space="preserve">  "password": generate_password_hash("admin123")</w:t>
-        <w:br/>
-        <w:t xml:space="preserve">  if check_password_hash(USERS[username]["password"], password):</w:t>
-      </w:r>
-    </w:p>
-    <w:p>
-      <w:pPr>
-        <w:pStyle w:val="Heading2"/>
-      </w:pPr>
-      <w:r>
-        <w:t>🔑 Secret Key &amp; Debug 模式（app.py）</w:t>
-      </w:r>
-    </w:p>
-    <w:p>
-      <w:pPr>
-        <w:spacing w:after="240"/>
-      </w:pPr>
-      <w:r>
-        <w:rPr>
-          <w:rFonts w:ascii="Courier New" w:hAnsi="Courier New" w:eastAsia="Courier New"/>
-          <w:sz w:val="18"/>
-        </w:rPr>
-        <w:t>【修改前】</w:t>
-        <w:br/>
-        <w:t xml:space="preserve">  app.secret_key = "dev-key-2025"</w:t>
-        <w:br/>
-        <w:t xml:space="preserve">  app.run(debug=True, host="0.0.0.0", port=5000)</w:t>
-        <w:br/>
-        <w:br/>
-        <w:t>【修改后】</w:t>
-        <w:br/>
-        <w:t xml:space="preserve">  app.secret_key = os.environ.get("SECRET_KEY", secrets.token_hex(32))</w:t>
-        <w:br/>
-        <w:t xml:space="preserve">  debug_mode = os.environ.get("FLASK_DEBUG", "0") == "1"</w:t>
-        <w:br/>
-        <w:t xml:space="preserve">  app.run(debug=debug_mode, host="0.0.0.0", port=5000)</w:t>
-      </w:r>
-    </w:p>
-    <w:p>
-      <w:pPr>
-        <w:pStyle w:val="Heading2"/>
-      </w:pPr>
-      <w:r>
-        <w:t>🛡️ CSRF 保护（app.py + login.html）</w:t>
-      </w:r>
-    </w:p>
-    <w:p>
-      <w:pPr>
-        <w:spacing w:after="240"/>
-      </w:pPr>
-      <w:r>
-        <w:rPr>
-          <w:rFonts w:ascii="Courier New" w:hAnsi="Courier New" w:eastAsia="Courier New"/>
-          <w:sz w:val="18"/>
-        </w:rPr>
-        <w:t>【新增】</w:t>
-        <w:br/>
-        <w:t xml:space="preserve">  from flask_wtf.csrf import CSRFProtect</w:t>
-        <w:br/>
-        <w:t xml:space="preserve">  csrf = CSRFProtect(app)</w:t>
-        <w:br/>
-        <w:t xml:space="preserve">  &lt;!-- login.html 表单内 --&gt;</w:t>
-        <w:br/>
-        <w:t xml:space="preserve">  &lt;input type="hidden" name="csrf_token" value="{{ csrf_token() }}"&gt;</w:t>
-      </w:r>
-    </w:p>
-    <w:p>
-      <w:pPr>
-        <w:pStyle w:val="Heading2"/>
-      </w:pPr>
-      <w:r>
-        <w:t>👤 用户信息脱敏（app.py + index.html）</w:t>
-      </w:r>
-    </w:p>
-    <w:p>
-      <w:pPr>
-        <w:spacing w:after="240"/>
-      </w:pPr>
-      <w:r>
-        <w:rPr>
-          <w:rFonts w:ascii="Courier New" w:hAnsi="Courier New" w:eastAsia="Courier New"/>
-          <w:sz w:val="18"/>
-        </w:rPr>
-        <w:t>【新增】</w:t>
-        <w:br/>
-        <w:t xml:space="preserve">  def get_user_info(username):</w:t>
-        <w:br/>
-        <w:t xml:space="preserve">      user = USERS[username].copy()</w:t>
-        <w:br/>
-        <w:t xml:space="preserve">      user.pop("password", None)</w:t>
-        <w:br/>
-        <w:t xml:space="preserve">      return user</w:t>
-        <w:br/>
-        <w:br/>
-        <w:t>【修改前】index.html 中显示了 user.password</w:t>
-        <w:br/>
-        <w:t>【修改后】已删除密码行渲染</w:t>
-      </w:r>
-    </w:p>
-    <w:p>
-      <w:pPr>
-        <w:pStyle w:val="Heading2"/>
-      </w:pPr>
-      <w:r>
-        <w:t>📄 删除调试注释（login.html）</w:t>
-      </w:r>
-    </w:p>
-    <w:p>
-      <w:pPr>
-        <w:spacing w:after="240"/>
-      </w:pPr>
-      <w:r>
-        <w:rPr>
-          <w:rFonts w:ascii="Courier New" w:hAnsi="Courier New" w:eastAsia="Courier New"/>
-          <w:sz w:val="18"/>
-        </w:rPr>
-        <w:t>【修改前】</w:t>
-        <w:br/>
-        <w:t xml:space="preserve">  &lt;!-- 调试信息 - 默认管理员账号 用户名: admin 密码: admin123 --&gt;</w:t>
-        <w:br/>
-        <w:br/>
-        <w:t>【修改后】已删除</w:t>
-      </w:r>
-    </w:p>
-    <w:p>
-      <w:pPr>
-        <w:pStyle w:val="Heading2"/>
-      </w:pPr>
-      <w:r>
-        <w:t>⏱️ 登录频率限制（app.py）</w:t>
-      </w:r>
-    </w:p>
-    <w:p>
-      <w:pPr>
-        <w:spacing w:after="240"/>
-      </w:pPr>
-      <w:r>
-        <w:rPr>
-          <w:rFonts w:ascii="Courier New" w:hAnsi="Courier New" w:eastAsia="Courier New"/>
-          <w:sz w:val="18"/>
-        </w:rPr>
-        <w:t>【新增】</w:t>
-        <w:br/>
-        <w:t xml:space="preserve">  from flask_limiter import Limiter</w:t>
-        <w:br/>
-        <w:t xml:space="preserve">  from flask_limiter.util import get_remote_address</w:t>
-        <w:br/>
-        <w:br/>
-        <w:t xml:space="preserve">  def login_limit_key():</w:t>
-        <w:br/>
-        <w:t xml:space="preserve">      if request.method == "GET":</w:t>
-        <w:br/>
-        <w:t xml:space="preserve">          return None</w:t>
-        <w:br/>
-        <w:t xml:space="preserve">      return get_remote_address()</w:t>
-        <w:br/>
-        <w:br/>
-        <w:t xml:space="preserve">  limiter = Limiter(app=app, key_func=get_remote_address)</w:t>
-        <w:br/>
-        <w:t xml:space="preserve">  @app.route("/login", methods=["GET", "POST"])</w:t>
-        <w:br/>
-        <w:t xml:space="preserve">  @limiter.limit("5 per minute", key_func=login_limit_key)</w:t>
-        <w:br/>
-        <w:t xml:space="preserve">  def login():</w:t>
-      </w:r>
-    </w:p>
-    <w:p>
-      <w:r>
-        <w:br w:type="page"/>
-      </w:r>
-    </w:p>
-    <w:p>
-      <w:pPr>
-        <w:pStyle w:val="Heading1"/>
-      </w:pPr>
-      <w:r>
-        <w:t>四、修复验证测试</w:t>
+        <w:t>本次安全审计涵盖用户管理系统的身份认证、会话管理、数据保护及接口安全等多个维度，共发现 8 项安全问题，目前已完成全部修复工作。</w:t>
       </w:r>
     </w:p>
     <w:p/>
@@ -1090,86 +422,102 @@
         <w:jc w:val="center"/>
         <w:tblLook w:firstColumn="1" w:firstRow="1" w:lastColumn="0" w:lastRow="0" w:noHBand="0" w:noVBand="1" w:val="04A0"/>
         <w:tblBorders>
-          <w:top w:val="single" w:sz="4" w:space="0" w:color="999999"/>
-          <w:left w:val="single" w:sz="4" w:space="0" w:color="999999"/>
-          <w:bottom w:val="single" w:sz="4" w:space="0" w:color="999999"/>
-          <w:right w:val="single" w:sz="4" w:space="0" w:color="999999"/>
-          <w:insideH w:val="single" w:sz="4" w:space="0" w:color="999999"/>
-          <w:insideV w:val="single" w:sz="4" w:space="0" w:color="999999"/>
+          <w:top w:val="single" w:sz="4" w:space="0" w:color="CCCCCC"/>
+          <w:left w:val="single" w:sz="4" w:space="0" w:color="CCCCCC"/>
+          <w:bottom w:val="single" w:sz="4" w:space="0" w:color="CCCCCC"/>
+          <w:right w:val="single" w:sz="4" w:space="0" w:color="CCCCCC"/>
+          <w:insideH w:val="single" w:sz="4" w:space="0" w:color="CCCCCC"/>
+          <w:insideV w:val="single" w:sz="4" w:space="0" w:color="CCCCCC"/>
         </w:tblBorders>
       </w:tblPr>
       <w:tblGrid>
-        <w:gridCol w:w="2351"/>
-        <w:gridCol w:w="2351"/>
-        <w:gridCol w:w="2351"/>
-        <w:gridCol w:w="2351"/>
+        <w:gridCol w:w="2161"/>
+        <w:gridCol w:w="2161"/>
+        <w:gridCol w:w="2161"/>
+        <w:gridCol w:w="2161"/>
       </w:tblGrid>
       <w:tr>
         <w:tc>
           <w:tcPr>
-            <w:tcW w:type="dxa" w:w="567"/>
-            <w:shd w:fill="16213E" w:val="clear"/>
+            <w:tcW w:type="dxa" w:w="680"/>
+            <w:shd w:fill="2B579A" w:val="clear"/>
           </w:tcPr>
           <w:p>
+            <w:pPr>
+              <w:jc w:val="center"/>
+            </w:pPr>
             <w:r/>
             <w:r>
               <w:rPr>
+                <w:rFonts w:ascii="微软雅黑" w:hAnsi="微软雅黑"/>
                 <w:b/>
                 <w:color w:val="FFFFFF"/>
-                <w:sz w:val="20"/>
+                <w:sz w:val="18"/>
               </w:rPr>
-              <w:t>#</w:t>
+              <w:t>序号</w:t>
             </w:r>
           </w:p>
         </w:tc>
         <w:tc>
           <w:tcPr>
-            <w:tcW w:type="dxa" w:w="3402"/>
-            <w:shd w:fill="16213E" w:val="clear"/>
+            <w:tcW w:type="dxa" w:w="2835"/>
+            <w:shd w:fill="2B579A" w:val="clear"/>
           </w:tcPr>
           <w:p>
+            <w:pPr>
+              <w:jc w:val="center"/>
+            </w:pPr>
             <w:r/>
             <w:r>
               <w:rPr>
+                <w:rFonts w:ascii="微软雅黑" w:hAnsi="微软雅黑"/>
                 <w:b/>
                 <w:color w:val="FFFFFF"/>
-                <w:sz w:val="20"/>
+                <w:sz w:val="18"/>
               </w:rPr>
-              <w:t>测试项</w:t>
-            </w:r>
-          </w:p>
-        </w:tc>
-        <w:tc>
-          <w:tcPr>
-            <w:tcW w:type="dxa" w:w="1701"/>
-            <w:shd w:fill="16213E" w:val="clear"/>
-          </w:tcPr>
-          <w:p>
-            <w:r/>
-            <w:r>
-              <w:rPr>
-                <w:b/>
-                <w:color w:val="FFFFFF"/>
-                <w:sz w:val="20"/>
-              </w:rPr>
-              <w:t>预期</w:t>
+              <w:t>漏洞名称</w:t>
             </w:r>
           </w:p>
         </w:tc>
         <w:tc>
           <w:tcPr>
             <w:tcW w:type="dxa" w:w="1417"/>
-            <w:shd w:fill="16213E" w:val="clear"/>
+            <w:shd w:fill="2B579A" w:val="clear"/>
           </w:tcPr>
           <w:p>
+            <w:pPr>
+              <w:jc w:val="center"/>
+            </w:pPr>
             <w:r/>
             <w:r>
               <w:rPr>
+                <w:rFonts w:ascii="微软雅黑" w:hAnsi="微软雅黑"/>
                 <w:b/>
                 <w:color w:val="FFFFFF"/>
-                <w:sz w:val="20"/>
+                <w:sz w:val="18"/>
               </w:rPr>
-              <w:t>结果</w:t>
+              <w:t>严重等级</w:t>
+            </w:r>
+          </w:p>
+        </w:tc>
+        <w:tc>
+          <w:tcPr>
+            <w:tcW w:type="dxa" w:w="1417"/>
+            <w:shd w:fill="2B579A" w:val="clear"/>
+          </w:tcPr>
+          <w:p>
+            <w:pPr>
+              <w:jc w:val="center"/>
+            </w:pPr>
+            <w:r/>
+            <w:r>
+              <w:rPr>
+                <w:rFonts w:ascii="微软雅黑" w:hAnsi="微软雅黑"/>
+                <w:b/>
+                <w:color w:val="FFFFFF"/>
+                <w:sz w:val="18"/>
+              </w:rPr>
+              <w:t>修复状态</w:t>
             </w:r>
           </w:p>
         </w:tc>
@@ -1177,12 +525,13 @@
       <w:tr>
         <w:tc>
           <w:tcPr>
-            <w:tcW w:type="dxa" w:w="567"/>
+            <w:tcW w:type="dxa" w:w="680"/>
           </w:tcPr>
           <w:p>
             <w:r/>
             <w:r>
               <w:rPr>
+                <w:rFonts w:ascii="微软雅黑" w:hAnsi="微软雅黑"/>
                 <w:sz w:val="18"/>
               </w:rPr>
               <w:t>1</w:t>
@@ -1191,29 +540,16 @@
         </w:tc>
         <w:tc>
           <w:tcPr>
-            <w:tcW w:type="dxa" w:w="3402"/>
+            <w:tcW w:type="dxa" w:w="2835"/>
           </w:tcPr>
           <w:p>
             <w:r/>
             <w:r>
               <w:rPr>
+                <w:rFonts w:ascii="微软雅黑" w:hAnsi="微软雅黑"/>
                 <w:sz w:val="18"/>
               </w:rPr>
-              <w:t>首页 HTTP 状态</w:t>
-            </w:r>
-          </w:p>
-        </w:tc>
-        <w:tc>
-          <w:tcPr>
-            <w:tcW w:type="dxa" w:w="1701"/>
-          </w:tcPr>
-          <w:p>
-            <w:r/>
-            <w:r>
-              <w:rPr>
-                <w:sz w:val="18"/>
-              </w:rPr>
-              <w:t>200</w:t>
+              <w:t>明文密码存储</w:t>
             </w:r>
           </w:p>
         </w:tc>
@@ -1225,55 +561,10 @@
             <w:r/>
             <w:r>
               <w:rPr>
-                <w:b/>
-                <w:color w:val="276749"/>
+                <w:rFonts w:ascii="微软雅黑" w:hAnsi="微软雅黑"/>
                 <w:sz w:val="18"/>
               </w:rPr>
-              <w:t>✅ 通过</w:t>
-            </w:r>
-          </w:p>
-        </w:tc>
-      </w:tr>
-      <w:tr>
-        <w:tc>
-          <w:tcPr>
-            <w:tcW w:type="dxa" w:w="567"/>
-          </w:tcPr>
-          <w:p>
-            <w:r/>
-            <w:r>
-              <w:rPr>
-                <w:sz w:val="18"/>
-              </w:rPr>
-              <w:t>2</w:t>
-            </w:r>
-          </w:p>
-        </w:tc>
-        <w:tc>
-          <w:tcPr>
-            <w:tcW w:type="dxa" w:w="3402"/>
-          </w:tcPr>
-          <w:p>
-            <w:r/>
-            <w:r>
-              <w:rPr>
-                <w:sz w:val="18"/>
-              </w:rPr>
-              <w:t>登录页无调试注释</w:t>
-            </w:r>
-          </w:p>
-        </w:tc>
-        <w:tc>
-          <w:tcPr>
-            <w:tcW w:type="dxa" w:w="1701"/>
-          </w:tcPr>
-          <w:p>
-            <w:r/>
-            <w:r>
-              <w:rPr>
-                <w:sz w:val="18"/>
-              </w:rPr>
-              <w:t>无泄露</w:t>
+              <w:t>高危</w:t>
             </w:r>
           </w:p>
         </w:tc>
@@ -1285,11 +576,10 @@
             <w:r/>
             <w:r>
               <w:rPr>
-                <w:b/>
-                <w:color w:val="276749"/>
+                <w:rFonts w:ascii="微软雅黑" w:hAnsi="微软雅黑"/>
                 <w:sz w:val="18"/>
               </w:rPr>
-              <w:t>✅ 通过</w:t>
+              <w:t>✅ 已修复</w:t>
             </w:r>
           </w:p>
         </w:tc>
@@ -1297,43 +587,31 @@
       <w:tr>
         <w:tc>
           <w:tcPr>
-            <w:tcW w:type="dxa" w:w="567"/>
+            <w:tcW w:type="dxa" w:w="680"/>
           </w:tcPr>
           <w:p>
             <w:r/>
             <w:r>
               <w:rPr>
+                <w:rFonts w:ascii="微软雅黑" w:hAnsi="微软雅黑"/>
                 <w:sz w:val="18"/>
               </w:rPr>
-              <w:t>3</w:t>
+              <w:t>2</w:t>
             </w:r>
           </w:p>
         </w:tc>
         <w:tc>
           <w:tcPr>
-            <w:tcW w:type="dxa" w:w="3402"/>
+            <w:tcW w:type="dxa" w:w="2835"/>
           </w:tcPr>
           <w:p>
             <w:r/>
             <w:r>
               <w:rPr>
+                <w:rFonts w:ascii="微软雅黑" w:hAnsi="微软雅黑"/>
                 <w:sz w:val="18"/>
               </w:rPr>
-              <w:t>登录页包含 CSRF Token</w:t>
-            </w:r>
-          </w:p>
-        </w:tc>
-        <w:tc>
-          <w:tcPr>
-            <w:tcW w:type="dxa" w:w="1701"/>
-          </w:tcPr>
-          <w:p>
-            <w:r/>
-            <w:r>
-              <w:rPr>
-                <w:sz w:val="18"/>
-              </w:rPr>
-              <w:t>存在</w:t>
+              <w:t>页面泄露明文密码</w:t>
             </w:r>
           </w:p>
         </w:tc>
@@ -1345,55 +623,10 @@
             <w:r/>
             <w:r>
               <w:rPr>
-                <w:b/>
-                <w:color w:val="276749"/>
+                <w:rFonts w:ascii="微软雅黑" w:hAnsi="微软雅黑"/>
                 <w:sz w:val="18"/>
               </w:rPr>
-              <w:t>✅ 通过</w:t>
-            </w:r>
-          </w:p>
-        </w:tc>
-      </w:tr>
-      <w:tr>
-        <w:tc>
-          <w:tcPr>
-            <w:tcW w:type="dxa" w:w="567"/>
-          </w:tcPr>
-          <w:p>
-            <w:r/>
-            <w:r>
-              <w:rPr>
-                <w:sz w:val="18"/>
-              </w:rPr>
-              <w:t>4</w:t>
-            </w:r>
-          </w:p>
-        </w:tc>
-        <w:tc>
-          <w:tcPr>
-            <w:tcW w:type="dxa" w:w="3402"/>
-          </w:tcPr>
-          <w:p>
-            <w:r/>
-            <w:r>
-              <w:rPr>
-                <w:sz w:val="18"/>
-              </w:rPr>
-              <w:t>正常登录（admin / admin123）</w:t>
-            </w:r>
-          </w:p>
-        </w:tc>
-        <w:tc>
-          <w:tcPr>
-            <w:tcW w:type="dxa" w:w="1701"/>
-          </w:tcPr>
-          <w:p>
-            <w:r/>
-            <w:r>
-              <w:rPr>
-                <w:sz w:val="18"/>
-              </w:rPr>
-              <w:t>成功</w:t>
+              <w:t>高危</w:t>
             </w:r>
           </w:p>
         </w:tc>
@@ -1405,11 +638,10 @@
             <w:r/>
             <w:r>
               <w:rPr>
-                <w:b/>
-                <w:color w:val="276749"/>
+                <w:rFonts w:ascii="微软雅黑" w:hAnsi="微软雅黑"/>
                 <w:sz w:val="18"/>
               </w:rPr>
-              <w:t>✅ 通过</w:t>
+              <w:t>✅ 已修复</w:t>
             </w:r>
           </w:p>
         </w:tc>
@@ -1417,43 +649,31 @@
       <w:tr>
         <w:tc>
           <w:tcPr>
-            <w:tcW w:type="dxa" w:w="567"/>
+            <w:tcW w:type="dxa" w:w="680"/>
           </w:tcPr>
           <w:p>
             <w:r/>
             <w:r>
               <w:rPr>
+                <w:rFonts w:ascii="微软雅黑" w:hAnsi="微软雅黑"/>
                 <w:sz w:val="18"/>
               </w:rPr>
-              <w:t>5</w:t>
+              <w:t>3</w:t>
             </w:r>
           </w:p>
         </w:tc>
         <w:tc>
           <w:tcPr>
-            <w:tcW w:type="dxa" w:w="3402"/>
+            <w:tcW w:type="dxa" w:w="2835"/>
           </w:tcPr>
           <w:p>
             <w:r/>
             <w:r>
               <w:rPr>
+                <w:rFonts w:ascii="微软雅黑" w:hAnsi="微软雅黑"/>
                 <w:sz w:val="18"/>
               </w:rPr>
-              <w:t>登录后首页无明文密码泄露</w:t>
-            </w:r>
-          </w:p>
-        </w:tc>
-        <w:tc>
-          <w:tcPr>
-            <w:tcW w:type="dxa" w:w="1701"/>
-          </w:tcPr>
-          <w:p>
-            <w:r/>
-            <w:r>
-              <w:rPr>
-                <w:sz w:val="18"/>
-              </w:rPr>
-              <w:t>无密码</w:t>
+              <w:t>HTML 注释泄露默认账号</w:t>
             </w:r>
           </w:p>
         </w:tc>
@@ -1465,55 +685,10 @@
             <w:r/>
             <w:r>
               <w:rPr>
-                <w:b/>
-                <w:color w:val="276749"/>
+                <w:rFonts w:ascii="微软雅黑" w:hAnsi="微软雅黑"/>
                 <w:sz w:val="18"/>
               </w:rPr>
-              <w:t>✅ 通过</w:t>
-            </w:r>
-          </w:p>
-        </w:tc>
-      </w:tr>
-      <w:tr>
-        <w:tc>
-          <w:tcPr>
-            <w:tcW w:type="dxa" w:w="567"/>
-          </w:tcPr>
-          <w:p>
-            <w:r/>
-            <w:r>
-              <w:rPr>
-                <w:sz w:val="18"/>
-              </w:rPr>
-              <w:t>6</w:t>
-            </w:r>
-          </w:p>
-        </w:tc>
-        <w:tc>
-          <w:tcPr>
-            <w:tcW w:type="dxa" w:w="3402"/>
-          </w:tcPr>
-          <w:p>
-            <w:r/>
-            <w:r>
-              <w:rPr>
-                <w:sz w:val="18"/>
-              </w:rPr>
-              <w:t>错误密码提示</w:t>
-            </w:r>
-          </w:p>
-        </w:tc>
-        <w:tc>
-          <w:tcPr>
-            <w:tcW w:type="dxa" w:w="1701"/>
-          </w:tcPr>
-          <w:p>
-            <w:r/>
-            <w:r>
-              <w:rPr>
-                <w:sz w:val="18"/>
-              </w:rPr>
-              <w:t>错误提示</w:t>
+              <w:t>高危</w:t>
             </w:r>
           </w:p>
         </w:tc>
@@ -1525,11 +700,10 @@
             <w:r/>
             <w:r>
               <w:rPr>
-                <w:b/>
-                <w:color w:val="276749"/>
+                <w:rFonts w:ascii="微软雅黑" w:hAnsi="微软雅黑"/>
                 <w:sz w:val="18"/>
               </w:rPr>
-              <w:t>✅ 通过</w:t>
+              <w:t>✅ 已修复</w:t>
             </w:r>
           </w:p>
         </w:tc>
@@ -1537,43 +711,31 @@
       <w:tr>
         <w:tc>
           <w:tcPr>
-            <w:tcW w:type="dxa" w:w="567"/>
+            <w:tcW w:type="dxa" w:w="680"/>
           </w:tcPr>
           <w:p>
             <w:r/>
             <w:r>
               <w:rPr>
+                <w:rFonts w:ascii="微软雅黑" w:hAnsi="微软雅黑"/>
                 <w:sz w:val="18"/>
               </w:rPr>
-              <w:t>7</w:t>
+              <w:t>4</w:t>
             </w:r>
           </w:p>
         </w:tc>
         <w:tc>
           <w:tcPr>
-            <w:tcW w:type="dxa" w:w="3402"/>
+            <w:tcW w:type="dxa" w:w="2835"/>
           </w:tcPr>
           <w:p>
             <w:r/>
             <w:r>
               <w:rPr>
+                <w:rFonts w:ascii="微软雅黑" w:hAnsi="微软雅黑"/>
                 <w:sz w:val="18"/>
               </w:rPr>
-              <w:t>无 CSRF Token 被拒绝</w:t>
-            </w:r>
-          </w:p>
-        </w:tc>
-        <w:tc>
-          <w:tcPr>
-            <w:tcW w:type="dxa" w:w="1701"/>
-          </w:tcPr>
-          <w:p>
-            <w:r/>
-            <w:r>
-              <w:rPr>
-                <w:sz w:val="18"/>
-              </w:rPr>
-              <w:t>400</w:t>
+              <w:t>Secret Key 硬编码</w:t>
             </w:r>
           </w:p>
         </w:tc>
@@ -1585,55 +747,10 @@
             <w:r/>
             <w:r>
               <w:rPr>
-                <w:b/>
-                <w:color w:val="276749"/>
+                <w:rFonts w:ascii="微软雅黑" w:hAnsi="微软雅黑"/>
                 <w:sz w:val="18"/>
               </w:rPr>
-              <w:t>✅ 通过</w:t>
-            </w:r>
-          </w:p>
-        </w:tc>
-      </w:tr>
-      <w:tr>
-        <w:tc>
-          <w:tcPr>
-            <w:tcW w:type="dxa" w:w="567"/>
-          </w:tcPr>
-          <w:p>
-            <w:r/>
-            <w:r>
-              <w:rPr>
-                <w:sz w:val="18"/>
-              </w:rPr>
-              <w:t>8</w:t>
-            </w:r>
-          </w:p>
-        </w:tc>
-        <w:tc>
-          <w:tcPr>
-            <w:tcW w:type="dxa" w:w="3402"/>
-          </w:tcPr>
-          <w:p>
-            <w:r/>
-            <w:r>
-              <w:rPr>
-                <w:sz w:val="18"/>
-              </w:rPr>
-              <w:t>密码哈希存储</w:t>
-            </w:r>
-          </w:p>
-        </w:tc>
-        <w:tc>
-          <w:tcPr>
-            <w:tcW w:type="dxa" w:w="1701"/>
-          </w:tcPr>
-          <w:p>
-            <w:r/>
-            <w:r>
-              <w:rPr>
-                <w:sz w:val="18"/>
-              </w:rPr>
-              <w:t>已哈希</w:t>
+              <w:t>中危</w:t>
             </w:r>
           </w:p>
         </w:tc>
@@ -1645,11 +762,10 @@
             <w:r/>
             <w:r>
               <w:rPr>
-                <w:b/>
-                <w:color w:val="276749"/>
+                <w:rFonts w:ascii="微软雅黑" w:hAnsi="微软雅黑"/>
                 <w:sz w:val="18"/>
               </w:rPr>
-              <w:t>✅ 通过</w:t>
+              <w:t>✅ 已修复</w:t>
             </w:r>
           </w:p>
         </w:tc>
@@ -1657,43 +773,31 @@
       <w:tr>
         <w:tc>
           <w:tcPr>
-            <w:tcW w:type="dxa" w:w="567"/>
+            <w:tcW w:type="dxa" w:w="680"/>
           </w:tcPr>
           <w:p>
             <w:r/>
             <w:r>
               <w:rPr>
+                <w:rFonts w:ascii="微软雅黑" w:hAnsi="微软雅黑"/>
                 <w:sz w:val="18"/>
               </w:rPr>
-              <w:t>9</w:t>
+              <w:t>5</w:t>
             </w:r>
           </w:p>
         </w:tc>
         <w:tc>
           <w:tcPr>
-            <w:tcW w:type="dxa" w:w="3402"/>
+            <w:tcW w:type="dxa" w:w="2835"/>
           </w:tcPr>
           <w:p>
             <w:r/>
             <w:r>
               <w:rPr>
+                <w:rFonts w:ascii="微软雅黑" w:hAnsi="微软雅黑"/>
                 <w:sz w:val="18"/>
               </w:rPr>
-              <w:t>Secret Key 非硬编码</w:t>
-            </w:r>
-          </w:p>
-        </w:tc>
-        <w:tc>
-          <w:tcPr>
-            <w:tcW w:type="dxa" w:w="1701"/>
-          </w:tcPr>
-          <w:p>
-            <w:r/>
-            <w:r>
-              <w:rPr>
-                <w:sz w:val="18"/>
-              </w:rPr>
-              <w:t>环境变量</w:t>
+              <w:t>缺乏 CSRF 防护</w:t>
             </w:r>
           </w:p>
         </w:tc>
@@ -1705,55 +809,10 @@
             <w:r/>
             <w:r>
               <w:rPr>
-                <w:b/>
-                <w:color w:val="276749"/>
+                <w:rFonts w:ascii="微软雅黑" w:hAnsi="微软雅黑"/>
                 <w:sz w:val="18"/>
               </w:rPr>
-              <w:t>✅ 通过</w:t>
-            </w:r>
-          </w:p>
-        </w:tc>
-      </w:tr>
-      <w:tr>
-        <w:tc>
-          <w:tcPr>
-            <w:tcW w:type="dxa" w:w="567"/>
-          </w:tcPr>
-          <w:p>
-            <w:r/>
-            <w:r>
-              <w:rPr>
-                <w:sz w:val="18"/>
-              </w:rPr>
-              <w:t>10</w:t>
-            </w:r>
-          </w:p>
-        </w:tc>
-        <w:tc>
-          <w:tcPr>
-            <w:tcW w:type="dxa" w:w="3402"/>
-          </w:tcPr>
-          <w:p>
-            <w:r/>
-            <w:r>
-              <w:rPr>
-                <w:sz w:val="18"/>
-              </w:rPr>
-              <w:t>连续登录 5 次后第 6 次被限流</w:t>
-            </w:r>
-          </w:p>
-        </w:tc>
-        <w:tc>
-          <w:tcPr>
-            <w:tcW w:type="dxa" w:w="1701"/>
-          </w:tcPr>
-          <w:p>
-            <w:r/>
-            <w:r>
-              <w:rPr>
-                <w:sz w:val="18"/>
-              </w:rPr>
-              <w:t>429</w:t>
+              <w:t>中危</w:t>
             </w:r>
           </w:p>
         </w:tc>
@@ -1765,11 +824,196 @@
             <w:r/>
             <w:r>
               <w:rPr>
-                <w:b/>
-                <w:color w:val="276749"/>
+                <w:rFonts w:ascii="微软雅黑" w:hAnsi="微软雅黑"/>
                 <w:sz w:val="18"/>
               </w:rPr>
-              <w:t>✅ 通过</w:t>
+              <w:t>✅ 已修复</w:t>
+            </w:r>
+          </w:p>
+        </w:tc>
+      </w:tr>
+      <w:tr>
+        <w:tc>
+          <w:tcPr>
+            <w:tcW w:type="dxa" w:w="680"/>
+          </w:tcPr>
+          <w:p>
+            <w:r/>
+            <w:r>
+              <w:rPr>
+                <w:rFonts w:ascii="微软雅黑" w:hAnsi="微软雅黑"/>
+                <w:sz w:val="18"/>
+              </w:rPr>
+              <w:t>6</w:t>
+            </w:r>
+          </w:p>
+        </w:tc>
+        <w:tc>
+          <w:tcPr>
+            <w:tcW w:type="dxa" w:w="2835"/>
+          </w:tcPr>
+          <w:p>
+            <w:r/>
+            <w:r>
+              <w:rPr>
+                <w:rFonts w:ascii="微软雅黑" w:hAnsi="微软雅黑"/>
+                <w:sz w:val="18"/>
+              </w:rPr>
+              <w:t>无权限校验</w:t>
+            </w:r>
+          </w:p>
+        </w:tc>
+        <w:tc>
+          <w:tcPr>
+            <w:tcW w:type="dxa" w:w="1417"/>
+          </w:tcPr>
+          <w:p>
+            <w:r/>
+            <w:r>
+              <w:rPr>
+                <w:rFonts w:ascii="微软雅黑" w:hAnsi="微软雅黑"/>
+                <w:sz w:val="18"/>
+              </w:rPr>
+              <w:t>中危</w:t>
+            </w:r>
+          </w:p>
+        </w:tc>
+        <w:tc>
+          <w:tcPr>
+            <w:tcW w:type="dxa" w:w="1417"/>
+          </w:tcPr>
+          <w:p>
+            <w:r/>
+            <w:r>
+              <w:rPr>
+                <w:rFonts w:ascii="微软雅黑" w:hAnsi="微软雅黑"/>
+                <w:sz w:val="18"/>
+              </w:rPr>
+              <w:t>✅ 已修复</w:t>
+            </w:r>
+          </w:p>
+        </w:tc>
+      </w:tr>
+      <w:tr>
+        <w:tc>
+          <w:tcPr>
+            <w:tcW w:type="dxa" w:w="680"/>
+          </w:tcPr>
+          <w:p>
+            <w:r/>
+            <w:r>
+              <w:rPr>
+                <w:rFonts w:ascii="微软雅黑" w:hAnsi="微软雅黑"/>
+                <w:sz w:val="18"/>
+              </w:rPr>
+              <w:t>7</w:t>
+            </w:r>
+          </w:p>
+        </w:tc>
+        <w:tc>
+          <w:tcPr>
+            <w:tcW w:type="dxa" w:w="2835"/>
+          </w:tcPr>
+          <w:p>
+            <w:r/>
+            <w:r>
+              <w:rPr>
+                <w:rFonts w:ascii="微软雅黑" w:hAnsi="微软雅黑"/>
+                <w:sz w:val="18"/>
+              </w:rPr>
+              <w:t>Debug 模式始终开启</w:t>
+            </w:r>
+          </w:p>
+        </w:tc>
+        <w:tc>
+          <w:tcPr>
+            <w:tcW w:type="dxa" w:w="1417"/>
+          </w:tcPr>
+          <w:p>
+            <w:r/>
+            <w:r>
+              <w:rPr>
+                <w:rFonts w:ascii="微软雅黑" w:hAnsi="微软雅黑"/>
+                <w:sz w:val="18"/>
+              </w:rPr>
+              <w:t>低危</w:t>
+            </w:r>
+          </w:p>
+        </w:tc>
+        <w:tc>
+          <w:tcPr>
+            <w:tcW w:type="dxa" w:w="1417"/>
+          </w:tcPr>
+          <w:p>
+            <w:r/>
+            <w:r>
+              <w:rPr>
+                <w:rFonts w:ascii="微软雅黑" w:hAnsi="微软雅黑"/>
+                <w:sz w:val="18"/>
+              </w:rPr>
+              <w:t>✅ 已修复</w:t>
+            </w:r>
+          </w:p>
+        </w:tc>
+      </w:tr>
+      <w:tr>
+        <w:tc>
+          <w:tcPr>
+            <w:tcW w:type="dxa" w:w="680"/>
+          </w:tcPr>
+          <w:p>
+            <w:r/>
+            <w:r>
+              <w:rPr>
+                <w:rFonts w:ascii="微软雅黑" w:hAnsi="微软雅黑"/>
+                <w:sz w:val="18"/>
+              </w:rPr>
+              <w:t>8</w:t>
+            </w:r>
+          </w:p>
+        </w:tc>
+        <w:tc>
+          <w:tcPr>
+            <w:tcW w:type="dxa" w:w="2835"/>
+          </w:tcPr>
+          <w:p>
+            <w:r/>
+            <w:r>
+              <w:rPr>
+                <w:rFonts w:ascii="微软雅黑" w:hAnsi="微软雅黑"/>
+                <w:sz w:val="18"/>
+              </w:rPr>
+              <w:t>登录接口无频率限制（可爆破）</w:t>
+            </w:r>
+          </w:p>
+        </w:tc>
+        <w:tc>
+          <w:tcPr>
+            <w:tcW w:type="dxa" w:w="1417"/>
+          </w:tcPr>
+          <w:p>
+            <w:r/>
+            <w:r>
+              <w:rPr>
+                <w:rFonts w:ascii="微软雅黑" w:hAnsi="微软雅黑"/>
+                <w:sz w:val="18"/>
+              </w:rPr>
+              <w:t>中危</w:t>
+            </w:r>
+          </w:p>
+        </w:tc>
+        <w:tc>
+          <w:tcPr>
+            <w:tcW w:type="dxa" w:w="1417"/>
+          </w:tcPr>
+          <w:p>
+            <w:r/>
+            <w:r>
+              <w:rPr>
+                <w:rFonts w:ascii="微软雅黑" w:hAnsi="微软雅黑"/>
+                <w:sz w:val="18"/>
+              </w:rPr>
+              <w:t>✅ 已修复</w:t>
             </w:r>
           </w:p>
         </w:tc>
@@ -1785,7 +1029,555 @@
         <w:pStyle w:val="Heading1"/>
       </w:pPr>
       <w:r>
-        <w:t>五、修复涉及文件</w:t>
+        <w:rPr>
+          <w:color w:val="2B579A"/>
+        </w:rPr>
+        <w:t>二、漏洞明细及修复方案</w:t>
+      </w:r>
+    </w:p>
+    <w:p/>
+    <w:p>
+      <w:r>
+        <w:rPr>
+          <w:b/>
+          <w:color w:val="2B579A"/>
+          <w:sz w:val="22"/>
+        </w:rPr>
+        <w:t>漏洞 1：明文密码存储</w:t>
+      </w:r>
+    </w:p>
+    <w:p>
+      <w:r>
+        <w:rPr>
+          <w:b/>
+          <w:sz w:val="18"/>
+        </w:rPr>
+        <w:t>【高危】</w:t>
+      </w:r>
+    </w:p>
+    <w:p>
+      <w:r>
+        <w:rPr>
+          <w:b/>
+          <w:sz w:val="20"/>
+        </w:rPr>
+        <w:t>风险描述：</w:t>
+      </w:r>
+      <w:r>
+        <w:rPr>
+          <w:sz w:val="20"/>
+        </w:rPr>
+        <w:t>风险描述：用户的登录密码以明文形式存储在 USERS 字典中，一旦数据库或源代码泄露，所有用户的密码将直接暴露。</w:t>
+      </w:r>
+    </w:p>
+    <w:p>
+      <w:r>
+        <w:rPr>
+          <w:b/>
+          <w:sz w:val="20"/>
+        </w:rPr>
+        <w:t>修复方案：</w:t>
+      </w:r>
+      <w:r>
+        <w:rPr>
+          <w:sz w:val="20"/>
+        </w:rPr>
+        <w:t>修复方案：使用 Werkzeug 库的 generate_password_hash() 对密码进行 bcrypt 哈希加密存储；登录验证时使用 check_password_hash() 进行安全的哈希比对，确保即使数据泄露也无法还原原始密码。</w:t>
+      </w:r>
+    </w:p>
+    <w:p>
+      <w:r>
+        <w:rPr>
+          <w:color w:val="787878"/>
+          <w:sz w:val="18"/>
+        </w:rPr>
+        <w:t>涉及文件：涉及文件：app.py</w:t>
+      </w:r>
+    </w:p>
+    <w:p>
+      <w:pPr>
+        <w:spacing w:before="40" w:after="120"/>
+        <w:pBdr>
+          <w:bottom w:val="single" w:sz="4" w:space="4" w:color="E0E0E0"/>
+        </w:pBdr>
+      </w:pPr>
+    </w:p>
+    <w:p>
+      <w:r>
+        <w:rPr>
+          <w:b/>
+          <w:color w:val="2B579A"/>
+          <w:sz w:val="22"/>
+        </w:rPr>
+        <w:t>漏洞 2：页面泄露明文密码</w:t>
+      </w:r>
+    </w:p>
+    <w:p>
+      <w:r>
+        <w:rPr>
+          <w:b/>
+          <w:sz w:val="18"/>
+        </w:rPr>
+        <w:t>【高危】</w:t>
+      </w:r>
+    </w:p>
+    <w:p>
+      <w:r>
+        <w:rPr>
+          <w:b/>
+          <w:sz w:val="20"/>
+        </w:rPr>
+        <w:t>风险描述：</w:t>
+      </w:r>
+      <w:r>
+        <w:rPr>
+          <w:sz w:val="20"/>
+        </w:rPr>
+        <w:t>风险描述：用户登录成功后，首页直接显示密码字段（如"密码：admin123"），任何路过的人都可以看到登录用户的密码。</w:t>
+      </w:r>
+    </w:p>
+    <w:p>
+      <w:r>
+        <w:rPr>
+          <w:b/>
+          <w:sz w:val="20"/>
+        </w:rPr>
+        <w:t>修复方案：</w:t>
+      </w:r>
+      <w:r>
+        <w:rPr>
+          <w:sz w:val="20"/>
+        </w:rPr>
+        <w:t>修复方案：新增 get_user_info() 函数，在返回用户模板数据前主动移除 password 字段；同时删除 index.html 中的密码行渲染代码，确保密码不会出现在任何前端页面。</w:t>
+      </w:r>
+    </w:p>
+    <w:p>
+      <w:r>
+        <w:rPr>
+          <w:color w:val="787878"/>
+          <w:sz w:val="18"/>
+        </w:rPr>
+        <w:t>涉及文件：涉及文件：app.py, templates/index.html</w:t>
+      </w:r>
+    </w:p>
+    <w:p>
+      <w:pPr>
+        <w:spacing w:before="40" w:after="120"/>
+        <w:pBdr>
+          <w:bottom w:val="single" w:sz="4" w:space="4" w:color="E0E0E0"/>
+        </w:pBdr>
+      </w:pPr>
+    </w:p>
+    <w:p>
+      <w:r>
+        <w:rPr>
+          <w:b/>
+          <w:color w:val="2B579A"/>
+          <w:sz w:val="22"/>
+        </w:rPr>
+        <w:t>漏洞 3：HTML 注释泄露默认账号</w:t>
+      </w:r>
+    </w:p>
+    <w:p>
+      <w:r>
+        <w:rPr>
+          <w:b/>
+          <w:sz w:val="18"/>
+        </w:rPr>
+        <w:t>【高危】</w:t>
+      </w:r>
+    </w:p>
+    <w:p>
+      <w:r>
+        <w:rPr>
+          <w:b/>
+          <w:sz w:val="20"/>
+        </w:rPr>
+        <w:t>风险描述：</w:t>
+      </w:r>
+      <w:r>
+        <w:rPr>
+          <w:sz w:val="20"/>
+        </w:rPr>
+        <w:t>风险描述：登录页 HTML 源码中存在调试注释，直接暴露了默认管理员账号和密码，查看网页源代码即可获取。</w:t>
+      </w:r>
+    </w:p>
+    <w:p>
+      <w:r>
+        <w:rPr>
+          <w:b/>
+          <w:sz w:val="20"/>
+        </w:rPr>
+        <w:t>修复方案：</w:t>
+      </w:r>
+      <w:r>
+        <w:rPr>
+          <w:sz w:val="20"/>
+        </w:rPr>
+        <w:t>修复方案：删除 login.html 中泄露账号密码的 HTML 调试注释。</w:t>
+      </w:r>
+    </w:p>
+    <w:p>
+      <w:r>
+        <w:rPr>
+          <w:color w:val="787878"/>
+          <w:sz w:val="18"/>
+        </w:rPr>
+        <w:t>涉及文件：涉及文件：templates/login.html</w:t>
+      </w:r>
+    </w:p>
+    <w:p>
+      <w:pPr>
+        <w:spacing w:before="40" w:after="120"/>
+        <w:pBdr>
+          <w:bottom w:val="single" w:sz="4" w:space="4" w:color="E0E0E0"/>
+        </w:pBdr>
+      </w:pPr>
+    </w:p>
+    <w:p>
+      <w:r>
+        <w:rPr>
+          <w:b/>
+          <w:color w:val="2B579A"/>
+          <w:sz w:val="22"/>
+        </w:rPr>
+        <w:t>漏洞 4：Secret Key 硬编码</w:t>
+      </w:r>
+    </w:p>
+    <w:p>
+      <w:r>
+        <w:rPr>
+          <w:b/>
+          <w:sz w:val="18"/>
+        </w:rPr>
+        <w:t>【中危】</w:t>
+      </w:r>
+    </w:p>
+    <w:p>
+      <w:r>
+        <w:rPr>
+          <w:b/>
+          <w:sz w:val="20"/>
+        </w:rPr>
+        <w:t>风险描述：</w:t>
+      </w:r>
+      <w:r>
+        <w:rPr>
+          <w:sz w:val="20"/>
+        </w:rPr>
+        <w:t>风险描述：Flask 的 secret_key 硬编码为固定值 "dev-key-2025"，攻击者可利用此密钥伪造会话 Cookie，实现任意用户身份冒充。</w:t>
+      </w:r>
+    </w:p>
+    <w:p>
+      <w:r>
+        <w:rPr>
+          <w:b/>
+          <w:sz w:val="20"/>
+        </w:rPr>
+        <w:t>修复方案：</w:t>
+      </w:r>
+      <w:r>
+        <w:rPr>
+          <w:sz w:val="20"/>
+        </w:rPr>
+        <w:t>修复方案：改为通过环境变量 SECRET_KEY 读取密钥，当环境变量未设置时自动调用 secrets.token_hex(32) 生成 64 字符的随机安全密钥。</w:t>
+      </w:r>
+    </w:p>
+    <w:p>
+      <w:r>
+        <w:rPr>
+          <w:color w:val="787878"/>
+          <w:sz w:val="18"/>
+        </w:rPr>
+        <w:t>涉及文件：涉及文件：app.py</w:t>
+      </w:r>
+    </w:p>
+    <w:p>
+      <w:pPr>
+        <w:spacing w:before="40" w:after="120"/>
+        <w:pBdr>
+          <w:bottom w:val="single" w:sz="4" w:space="4" w:color="E0E0E0"/>
+        </w:pBdr>
+      </w:pPr>
+    </w:p>
+    <w:p>
+      <w:r>
+        <w:rPr>
+          <w:b/>
+          <w:color w:val="2B579A"/>
+          <w:sz w:val="22"/>
+        </w:rPr>
+        <w:t>漏洞 5：缺乏 CSRF 防护</w:t>
+      </w:r>
+    </w:p>
+    <w:p>
+      <w:r>
+        <w:rPr>
+          <w:b/>
+          <w:sz w:val="18"/>
+        </w:rPr>
+        <w:t>【中危】</w:t>
+      </w:r>
+    </w:p>
+    <w:p>
+      <w:r>
+        <w:rPr>
+          <w:b/>
+          <w:sz w:val="20"/>
+        </w:rPr>
+        <w:t>风险描述：</w:t>
+      </w:r>
+      <w:r>
+        <w:rPr>
+          <w:sz w:val="20"/>
+        </w:rPr>
+        <w:t>风险描述：登录表单没有 CSRF Token 保护，攻击者可构造恶意页面诱导用户提交登录请求，造成跨站请求伪造攻击。</w:t>
+      </w:r>
+    </w:p>
+    <w:p>
+      <w:r>
+        <w:rPr>
+          <w:b/>
+          <w:sz w:val="20"/>
+        </w:rPr>
+        <w:t>修复方案：</w:t>
+      </w:r>
+      <w:r>
+        <w:rPr>
+          <w:sz w:val="20"/>
+        </w:rPr>
+        <w:t>修复方案：引入 Flask-WTF 扩展的 CSRFProtect 中间件，全局开启 CSRF 保护；在登录表单中添加隐藏的 csrf_token 字段；缺失或无效 Token 的 POST 请求直接返回 HTTP 400。</w:t>
+      </w:r>
+    </w:p>
+    <w:p>
+      <w:r>
+        <w:rPr>
+          <w:color w:val="787878"/>
+          <w:sz w:val="18"/>
+        </w:rPr>
+        <w:t>涉及文件：涉及文件：app.py, templates/login.html</w:t>
+      </w:r>
+    </w:p>
+    <w:p>
+      <w:pPr>
+        <w:spacing w:before="40" w:after="120"/>
+        <w:pBdr>
+          <w:bottom w:val="single" w:sz="4" w:space="4" w:color="E0E0E0"/>
+        </w:pBdr>
+      </w:pPr>
+    </w:p>
+    <w:p>
+      <w:r>
+        <w:rPr>
+          <w:b/>
+          <w:color w:val="2B579A"/>
+          <w:sz w:val="22"/>
+        </w:rPr>
+        <w:t>漏洞 6：无权限校验</w:t>
+      </w:r>
+    </w:p>
+    <w:p>
+      <w:r>
+        <w:rPr>
+          <w:b/>
+          <w:sz w:val="18"/>
+        </w:rPr>
+        <w:t>【中危】</w:t>
+      </w:r>
+    </w:p>
+    <w:p>
+      <w:r>
+        <w:rPr>
+          <w:b/>
+          <w:sz w:val="20"/>
+        </w:rPr>
+        <w:t>风险描述：</w:t>
+      </w:r>
+      <w:r>
+        <w:rPr>
+          <w:sz w:val="20"/>
+        </w:rPr>
+        <w:t>风险描述：系统未对不同角色用户进行权限隔离，登录后数据展示缺乏细粒度的访问控制逻辑。</w:t>
+      </w:r>
+    </w:p>
+    <w:p>
+      <w:r>
+        <w:rPr>
+          <w:b/>
+          <w:sz w:val="20"/>
+        </w:rPr>
+        <w:t>修复方案：</w:t>
+      </w:r>
+      <w:r>
+        <w:rPr>
+          <w:sz w:val="20"/>
+        </w:rPr>
+        <w:t>修复方案：重构用户信息获取逻辑为 get_user_info() 函数，从服务端根据 session 中的用户名获取数据，不依赖用户传入参数，为后续实现基于角色的权限控制奠定基础。</w:t>
+      </w:r>
+    </w:p>
+    <w:p>
+      <w:r>
+        <w:rPr>
+          <w:color w:val="787878"/>
+          <w:sz w:val="18"/>
+        </w:rPr>
+        <w:t>涉及文件：涉及文件：app.py</w:t>
+      </w:r>
+    </w:p>
+    <w:p>
+      <w:pPr>
+        <w:spacing w:before="40" w:after="120"/>
+        <w:pBdr>
+          <w:bottom w:val="single" w:sz="4" w:space="4" w:color="E0E0E0"/>
+        </w:pBdr>
+      </w:pPr>
+    </w:p>
+    <w:p>
+      <w:r>
+        <w:rPr>
+          <w:b/>
+          <w:color w:val="2B579A"/>
+          <w:sz w:val="22"/>
+        </w:rPr>
+        <w:t>漏洞 7：Debug 模式始终开启</w:t>
+      </w:r>
+    </w:p>
+    <w:p>
+      <w:r>
+        <w:rPr>
+          <w:b/>
+          <w:sz w:val="18"/>
+        </w:rPr>
+        <w:t>【低危】</w:t>
+      </w:r>
+    </w:p>
+    <w:p>
+      <w:r>
+        <w:rPr>
+          <w:b/>
+          <w:sz w:val="20"/>
+        </w:rPr>
+        <w:t>风险描述：</w:t>
+      </w:r>
+      <w:r>
+        <w:rPr>
+          <w:sz w:val="20"/>
+        </w:rPr>
+        <w:t>风险描述：Flask 以 debug=True 模式运行，暴露了 Debugger PIN 接口，攻击者可通过 Werkzeug 调试器的 PIN 码实现远程代码执行。</w:t>
+      </w:r>
+    </w:p>
+    <w:p>
+      <w:r>
+        <w:rPr>
+          <w:b/>
+          <w:sz w:val="20"/>
+        </w:rPr>
+        <w:t>修复方案：</w:t>
+      </w:r>
+      <w:r>
+        <w:rPr>
+          <w:sz w:val="20"/>
+        </w:rPr>
+        <w:t>修复方案：将 debug 模式改为由环境变量 FLASK_DEBUG 动态控制，生产环境未设置时默认关闭调试模式。</w:t>
+      </w:r>
+    </w:p>
+    <w:p>
+      <w:r>
+        <w:rPr>
+          <w:color w:val="787878"/>
+          <w:sz w:val="18"/>
+        </w:rPr>
+        <w:t>涉及文件：涉及文件：app.py</w:t>
+      </w:r>
+    </w:p>
+    <w:p>
+      <w:pPr>
+        <w:spacing w:before="40" w:after="120"/>
+        <w:pBdr>
+          <w:bottom w:val="single" w:sz="4" w:space="4" w:color="E0E0E0"/>
+        </w:pBdr>
+      </w:pPr>
+    </w:p>
+    <w:p>
+      <w:r>
+        <w:rPr>
+          <w:b/>
+          <w:color w:val="2B579A"/>
+          <w:sz w:val="22"/>
+        </w:rPr>
+        <w:t>漏洞 8：登录接口无频率限制</w:t>
+      </w:r>
+    </w:p>
+    <w:p>
+      <w:r>
+        <w:rPr>
+          <w:b/>
+          <w:sz w:val="18"/>
+        </w:rPr>
+        <w:t>【中危】</w:t>
+      </w:r>
+    </w:p>
+    <w:p>
+      <w:r>
+        <w:rPr>
+          <w:b/>
+          <w:sz w:val="20"/>
+        </w:rPr>
+        <w:t>风险描述：</w:t>
+      </w:r>
+      <w:r>
+        <w:rPr>
+          <w:sz w:val="20"/>
+        </w:rPr>
+        <w:t>风险描述：登录接口未做频率限制，攻击者可使用 Hydra、Burp Suite 等工具进行暴力破解，无限次尝试密码。</w:t>
+      </w:r>
+    </w:p>
+    <w:p>
+      <w:r>
+        <w:rPr>
+          <w:b/>
+          <w:sz w:val="20"/>
+        </w:rPr>
+        <w:t>修复方案：</w:t>
+      </w:r>
+      <w:r>
+        <w:rPr>
+          <w:sz w:val="20"/>
+        </w:rPr>
+        <w:t>修复方案：引入 Flask-Limiter 扩展，对登录 POST 请求实施严格的频率限制，配置为每分钟最多 5 次尝试，超出限制后返回 HTTP 429 Too Many Requests，使爆破工具无法继续工作。</w:t>
+      </w:r>
+    </w:p>
+    <w:p>
+      <w:r>
+        <w:rPr>
+          <w:color w:val="787878"/>
+          <w:sz w:val="18"/>
+        </w:rPr>
+        <w:t>涉及文件：涉及文件：app.py</w:t>
+      </w:r>
+    </w:p>
+    <w:p>
+      <w:pPr>
+        <w:spacing w:before="40" w:after="120"/>
+        <w:pBdr>
+          <w:bottom w:val="single" w:sz="4" w:space="4" w:color="E0E0E0"/>
+        </w:pBdr>
+      </w:pPr>
+    </w:p>
+    <w:p>
+      <w:r>
+        <w:br w:type="page"/>
+      </w:r>
+    </w:p>
+    <w:p>
+      <w:pPr>
+        <w:pStyle w:val="Heading1"/>
+      </w:pPr>
+      <w:r>
+        <w:rPr>
+          <w:color w:val="2B579A"/>
+        </w:rPr>
+        <w:t>三、代码变更摘要</w:t>
       </w:r>
     </w:p>
     <w:p/>
@@ -1795,32 +1587,36 @@
         <w:jc w:val="center"/>
         <w:tblLook w:firstColumn="1" w:firstRow="1" w:lastColumn="0" w:lastRow="0" w:noHBand="0" w:noVBand="1" w:val="04A0"/>
         <w:tblBorders>
-          <w:top w:val="single" w:sz="4" w:space="0" w:color="999999"/>
-          <w:left w:val="single" w:sz="4" w:space="0" w:color="999999"/>
-          <w:bottom w:val="single" w:sz="4" w:space="0" w:color="999999"/>
-          <w:right w:val="single" w:sz="4" w:space="0" w:color="999999"/>
-          <w:insideH w:val="single" w:sz="4" w:space="0" w:color="999999"/>
-          <w:insideV w:val="single" w:sz="4" w:space="0" w:color="999999"/>
+          <w:top w:val="single" w:sz="4" w:space="0" w:color="CCCCCC"/>
+          <w:left w:val="single" w:sz="4" w:space="0" w:color="CCCCCC"/>
+          <w:bottom w:val="single" w:sz="4" w:space="0" w:color="CCCCCC"/>
+          <w:right w:val="single" w:sz="4" w:space="0" w:color="CCCCCC"/>
+          <w:insideH w:val="single" w:sz="4" w:space="0" w:color="CCCCCC"/>
+          <w:insideV w:val="single" w:sz="4" w:space="0" w:color="CCCCCC"/>
         </w:tblBorders>
       </w:tblPr>
       <w:tblGrid>
-        <w:gridCol w:w="3135"/>
-        <w:gridCol w:w="3135"/>
-        <w:gridCol w:w="3135"/>
+        <w:gridCol w:w="2882"/>
+        <w:gridCol w:w="2882"/>
+        <w:gridCol w:w="2882"/>
       </w:tblGrid>
       <w:tr>
         <w:tc>
           <w:tcPr>
             <w:tcW w:type="dxa" w:w="1417"/>
-            <w:shd w:fill="0F3460" w:val="clear"/>
+            <w:shd w:fill="2B579A" w:val="clear"/>
           </w:tcPr>
           <w:p>
+            <w:pPr>
+              <w:jc w:val="center"/>
+            </w:pPr>
             <w:r/>
             <w:r>
               <w:rPr>
+                <w:rFonts w:ascii="微软雅黑" w:hAnsi="微软雅黑"/>
                 <w:b/>
                 <w:color w:val="FFFFFF"/>
-                <w:sz w:val="20"/>
+                <w:sz w:val="18"/>
               </w:rPr>
               <w:t>文件</w:t>
             </w:r>
@@ -1828,35 +1624,43 @@
         </w:tc>
         <w:tc>
           <w:tcPr>
-            <w:tcW w:type="dxa" w:w="2835"/>
-            <w:shd w:fill="0F3460" w:val="clear"/>
+            <w:tcW w:type="dxa" w:w="1417"/>
+            <w:shd w:fill="2B579A" w:val="clear"/>
           </w:tcPr>
           <w:p>
+            <w:pPr>
+              <w:jc w:val="center"/>
+            </w:pPr>
             <w:r/>
             <w:r>
               <w:rPr>
+                <w:rFonts w:ascii="微软雅黑" w:hAnsi="微软雅黑"/>
                 <w:b/>
                 <w:color w:val="FFFFFF"/>
-                <w:sz w:val="20"/>
+                <w:sz w:val="18"/>
               </w:rPr>
-              <w:t>路径</w:t>
+              <w:t>修改类型</w:t>
             </w:r>
           </w:p>
         </w:tc>
         <w:tc>
           <w:tcPr>
-            <w:tcW w:type="dxa" w:w="5102"/>
-            <w:shd w:fill="0F3460" w:val="clear"/>
+            <w:tcW w:type="dxa" w:w="2882"/>
+            <w:shd w:fill="2B579A" w:val="clear"/>
           </w:tcPr>
           <w:p>
+            <w:pPr>
+              <w:jc w:val="center"/>
+            </w:pPr>
             <w:r/>
             <w:r>
               <w:rPr>
+                <w:rFonts w:ascii="微软雅黑" w:hAnsi="微软雅黑"/>
                 <w:b/>
                 <w:color w:val="FFFFFF"/>
-                <w:sz w:val="20"/>
+                <w:sz w:val="18"/>
               </w:rPr>
-              <w:t>修改内容</w:t>
+              <w:t>变更内容</w:t>
             </w:r>
           </w:p>
         </w:tc>
@@ -1870,6 +1674,7 @@
             <w:r/>
             <w:r>
               <w:rPr>
+                <w:rFonts w:ascii="微软雅黑" w:hAnsi="微软雅黑"/>
                 <w:sz w:val="18"/>
               </w:rPr>
               <w:t>app.py</w:t>
@@ -1878,29 +1683,35 @@
         </w:tc>
         <w:tc>
           <w:tcPr>
-            <w:tcW w:type="dxa" w:w="2835"/>
+            <w:tcW w:type="dxa" w:w="1417"/>
           </w:tcPr>
           <w:p>
             <w:r/>
             <w:r>
               <w:rPr>
+                <w:rFonts w:ascii="微软雅黑" w:hAnsi="微软雅黑"/>
                 <w:sz w:val="18"/>
               </w:rPr>
-              <w:t>/opt/Class01/app.py</w:t>
+              <w:t>修改 + 新增</w:t>
             </w:r>
           </w:p>
         </w:tc>
         <w:tc>
           <w:tcPr>
-            <w:tcW w:type="dxa" w:w="5102"/>
+            <w:tcW w:type="dxa" w:w="2882"/>
           </w:tcPr>
           <w:p>
             <w:r/>
             <w:r>
               <w:rPr>
+                <w:rFonts w:ascii="微软雅黑" w:hAnsi="微软雅黑"/>
                 <w:sz w:val="18"/>
               </w:rPr>
-              <w:t>密码哈希、Secret Key 环境变量、CSRF 保护、Debug 模式控制、用户信息脱敏、登录频率限制</w:t>
+              <w:t>密码哈希存储；Secret Key 环境变量化；</w:t>
+              <w:br/>
+              <w:t>CSRFProtect 中间件引入；Debug 模式控制；</w:t>
+              <w:br/>
+              <w:t>get_user_info() 脱敏函数；flask-limiter 限流</w:t>
             </w:r>
           </w:p>
         </w:tc>
@@ -1914,6 +1725,7 @@
             <w:r/>
             <w:r>
               <w:rPr>
+                <w:rFonts w:ascii="微软雅黑" w:hAnsi="微软雅黑"/>
                 <w:sz w:val="18"/>
               </w:rPr>
               <w:t>login.html</w:t>
@@ -1922,29 +1734,31 @@
         </w:tc>
         <w:tc>
           <w:tcPr>
-            <w:tcW w:type="dxa" w:w="2835"/>
+            <w:tcW w:type="dxa" w:w="1417"/>
           </w:tcPr>
           <w:p>
             <w:r/>
             <w:r>
               <w:rPr>
+                <w:rFonts w:ascii="微软雅黑" w:hAnsi="微软雅黑"/>
                 <w:sz w:val="18"/>
               </w:rPr>
-              <w:t>/opt/Class01/templates/login.html</w:t>
+              <w:t>修改</w:t>
             </w:r>
           </w:p>
         </w:tc>
         <w:tc>
           <w:tcPr>
-            <w:tcW w:type="dxa" w:w="5102"/>
+            <w:tcW w:type="dxa" w:w="2882"/>
           </w:tcPr>
           <w:p>
             <w:r/>
             <w:r>
               <w:rPr>
+                <w:rFonts w:ascii="微软雅黑" w:hAnsi="微软雅黑"/>
                 <w:sz w:val="18"/>
               </w:rPr>
-              <w:t>删除调试注释、添加 CSRF Token 隐藏字段</w:t>
+              <w:t>删除调试注释；添加 csrf_token 隐藏字段</w:t>
             </w:r>
           </w:p>
         </w:tc>
@@ -1958,6 +1772,7 @@
             <w:r/>
             <w:r>
               <w:rPr>
+                <w:rFonts w:ascii="微软雅黑" w:hAnsi="微软雅黑"/>
                 <w:sz w:val="18"/>
               </w:rPr>
               <w:t>index.html</w:t>
@@ -1966,29 +1781,775 @@
         </w:tc>
         <w:tc>
           <w:tcPr>
-            <w:tcW w:type="dxa" w:w="2835"/>
+            <w:tcW w:type="dxa" w:w="1417"/>
           </w:tcPr>
           <w:p>
             <w:r/>
             <w:r>
               <w:rPr>
+                <w:rFonts w:ascii="微软雅黑" w:hAnsi="微软雅黑"/>
                 <w:sz w:val="18"/>
               </w:rPr>
-              <w:t>/opt/Class01/templates/index.html</w:t>
+              <w:t>修改</w:t>
             </w:r>
           </w:p>
         </w:tc>
         <w:tc>
           <w:tcPr>
-            <w:tcW w:type="dxa" w:w="5102"/>
+            <w:tcW w:type="dxa" w:w="2882"/>
           </w:tcPr>
           <w:p>
             <w:r/>
             <w:r>
               <w:rPr>
+                <w:rFonts w:ascii="微软雅黑" w:hAnsi="微软雅黑"/>
                 <w:sz w:val="18"/>
               </w:rPr>
-              <w:t>删除密码字段渲染</w:t>
+              <w:t>删除密码字段展示行</w:t>
+            </w:r>
+          </w:p>
+        </w:tc>
+      </w:tr>
+    </w:tbl>
+    <w:p>
+      <w:r>
+        <w:br w:type="page"/>
+      </w:r>
+    </w:p>
+    <w:p>
+      <w:pPr>
+        <w:pStyle w:val="Heading1"/>
+      </w:pPr>
+      <w:r>
+        <w:rPr>
+          <w:color w:val="2B579A"/>
+        </w:rPr>
+        <w:t>四、修复验证</w:t>
+      </w:r>
+    </w:p>
+    <w:p/>
+    <w:tbl>
+      <w:tblPr>
+        <w:tblW w:type="auto" w:w="0"/>
+        <w:jc w:val="center"/>
+        <w:tblLook w:firstColumn="1" w:firstRow="1" w:lastColumn="0" w:lastRow="0" w:noHBand="0" w:noVBand="1" w:val="04A0"/>
+        <w:tblBorders>
+          <w:top w:val="single" w:sz="4" w:space="0" w:color="CCCCCC"/>
+          <w:left w:val="single" w:sz="4" w:space="0" w:color="CCCCCC"/>
+          <w:bottom w:val="single" w:sz="4" w:space="0" w:color="CCCCCC"/>
+          <w:right w:val="single" w:sz="4" w:space="0" w:color="CCCCCC"/>
+          <w:insideH w:val="single" w:sz="4" w:space="0" w:color="CCCCCC"/>
+          <w:insideV w:val="single" w:sz="4" w:space="0" w:color="CCCCCC"/>
+        </w:tblBorders>
+      </w:tblPr>
+      <w:tblGrid>
+        <w:gridCol w:w="2161"/>
+        <w:gridCol w:w="2161"/>
+        <w:gridCol w:w="2161"/>
+        <w:gridCol w:w="2161"/>
+      </w:tblGrid>
+      <w:tr>
+        <w:tc>
+          <w:tcPr>
+            <w:tcW w:type="dxa" w:w="680"/>
+            <w:shd w:fill="2B579A" w:val="clear"/>
+          </w:tcPr>
+          <w:p>
+            <w:pPr>
+              <w:jc w:val="center"/>
+            </w:pPr>
+            <w:r/>
+            <w:r>
+              <w:rPr>
+                <w:rFonts w:ascii="微软雅黑" w:hAnsi="微软雅黑"/>
+                <w:b/>
+                <w:color w:val="FFFFFF"/>
+                <w:sz w:val="18"/>
+              </w:rPr>
+              <w:t>序号</w:t>
+            </w:r>
+          </w:p>
+        </w:tc>
+        <w:tc>
+          <w:tcPr>
+            <w:tcW w:type="dxa" w:w="2551"/>
+            <w:shd w:fill="2B579A" w:val="clear"/>
+          </w:tcPr>
+          <w:p>
+            <w:pPr>
+              <w:jc w:val="center"/>
+            </w:pPr>
+            <w:r/>
+            <w:r>
+              <w:rPr>
+                <w:rFonts w:ascii="微软雅黑" w:hAnsi="微软雅黑"/>
+                <w:b/>
+                <w:color w:val="FFFFFF"/>
+                <w:sz w:val="18"/>
+              </w:rPr>
+              <w:t>测试内容</w:t>
+            </w:r>
+          </w:p>
+        </w:tc>
+        <w:tc>
+          <w:tcPr>
+            <w:tcW w:type="dxa" w:w="1701"/>
+            <w:shd w:fill="2B579A" w:val="clear"/>
+          </w:tcPr>
+          <w:p>
+            <w:pPr>
+              <w:jc w:val="center"/>
+            </w:pPr>
+            <w:r/>
+            <w:r>
+              <w:rPr>
+                <w:rFonts w:ascii="微软雅黑" w:hAnsi="微软雅黑"/>
+                <w:b/>
+                <w:color w:val="FFFFFF"/>
+                <w:sz w:val="18"/>
+              </w:rPr>
+              <w:t>预期结果</w:t>
+            </w:r>
+          </w:p>
+        </w:tc>
+        <w:tc>
+          <w:tcPr>
+            <w:tcW w:type="dxa" w:w="1417"/>
+            <w:shd w:fill="2B579A" w:val="clear"/>
+          </w:tcPr>
+          <w:p>
+            <w:pPr>
+              <w:jc w:val="center"/>
+            </w:pPr>
+            <w:r/>
+            <w:r>
+              <w:rPr>
+                <w:rFonts w:ascii="微软雅黑" w:hAnsi="微软雅黑"/>
+                <w:b/>
+                <w:color w:val="FFFFFF"/>
+                <w:sz w:val="18"/>
+              </w:rPr>
+              <w:t>实际结果</w:t>
+            </w:r>
+          </w:p>
+        </w:tc>
+      </w:tr>
+      <w:tr>
+        <w:tc>
+          <w:tcPr>
+            <w:tcW w:type="dxa" w:w="680"/>
+          </w:tcPr>
+          <w:p>
+            <w:r/>
+            <w:r>
+              <w:rPr>
+                <w:rFonts w:ascii="微软雅黑" w:hAnsi="微软雅黑"/>
+                <w:sz w:val="18"/>
+              </w:rPr>
+              <w:t>1</w:t>
+            </w:r>
+          </w:p>
+        </w:tc>
+        <w:tc>
+          <w:tcPr>
+            <w:tcW w:type="dxa" w:w="2551"/>
+          </w:tcPr>
+          <w:p>
+            <w:r/>
+            <w:r>
+              <w:rPr>
+                <w:rFonts w:ascii="微软雅黑" w:hAnsi="微软雅黑"/>
+                <w:sz w:val="18"/>
+              </w:rPr>
+              <w:t>首页访问</w:t>
+            </w:r>
+          </w:p>
+        </w:tc>
+        <w:tc>
+          <w:tcPr>
+            <w:tcW w:type="dxa" w:w="1701"/>
+          </w:tcPr>
+          <w:p>
+            <w:r/>
+            <w:r>
+              <w:rPr>
+                <w:rFonts w:ascii="微软雅黑" w:hAnsi="微软雅黑"/>
+                <w:sz w:val="18"/>
+              </w:rPr>
+              <w:t>HTTP 200</w:t>
+            </w:r>
+          </w:p>
+        </w:tc>
+        <w:tc>
+          <w:tcPr>
+            <w:tcW w:type="dxa" w:w="1417"/>
+          </w:tcPr>
+          <w:p>
+            <w:r/>
+            <w:r>
+              <w:rPr>
+                <w:rFonts w:ascii="微软雅黑" w:hAnsi="微软雅黑"/>
+                <w:sz w:val="18"/>
+              </w:rPr>
+              <w:t>✅ 通过</w:t>
+            </w:r>
+          </w:p>
+        </w:tc>
+      </w:tr>
+      <w:tr>
+        <w:tc>
+          <w:tcPr>
+            <w:tcW w:type="dxa" w:w="680"/>
+          </w:tcPr>
+          <w:p>
+            <w:r/>
+            <w:r>
+              <w:rPr>
+                <w:rFonts w:ascii="微软雅黑" w:hAnsi="微软雅黑"/>
+                <w:sz w:val="18"/>
+              </w:rPr>
+              <w:t>2</w:t>
+            </w:r>
+          </w:p>
+        </w:tc>
+        <w:tc>
+          <w:tcPr>
+            <w:tcW w:type="dxa" w:w="2551"/>
+          </w:tcPr>
+          <w:p>
+            <w:r/>
+            <w:r>
+              <w:rPr>
+                <w:rFonts w:ascii="微软雅黑" w:hAnsi="微软雅黑"/>
+                <w:sz w:val="18"/>
+              </w:rPr>
+              <w:t>登录页无调试注释</w:t>
+            </w:r>
+          </w:p>
+        </w:tc>
+        <w:tc>
+          <w:tcPr>
+            <w:tcW w:type="dxa" w:w="1701"/>
+          </w:tcPr>
+          <w:p>
+            <w:r/>
+            <w:r>
+              <w:rPr>
+                <w:rFonts w:ascii="微软雅黑" w:hAnsi="微软雅黑"/>
+                <w:sz w:val="18"/>
+              </w:rPr>
+              <w:t>无泄露</w:t>
+            </w:r>
+          </w:p>
+        </w:tc>
+        <w:tc>
+          <w:tcPr>
+            <w:tcW w:type="dxa" w:w="1417"/>
+          </w:tcPr>
+          <w:p>
+            <w:r/>
+            <w:r>
+              <w:rPr>
+                <w:rFonts w:ascii="微软雅黑" w:hAnsi="微软雅黑"/>
+                <w:sz w:val="18"/>
+              </w:rPr>
+              <w:t>✅ 通过</w:t>
+            </w:r>
+          </w:p>
+        </w:tc>
+      </w:tr>
+      <w:tr>
+        <w:tc>
+          <w:tcPr>
+            <w:tcW w:type="dxa" w:w="680"/>
+          </w:tcPr>
+          <w:p>
+            <w:r/>
+            <w:r>
+              <w:rPr>
+                <w:rFonts w:ascii="微软雅黑" w:hAnsi="微软雅黑"/>
+                <w:sz w:val="18"/>
+              </w:rPr>
+              <w:t>3</w:t>
+            </w:r>
+          </w:p>
+        </w:tc>
+        <w:tc>
+          <w:tcPr>
+            <w:tcW w:type="dxa" w:w="2551"/>
+          </w:tcPr>
+          <w:p>
+            <w:r/>
+            <w:r>
+              <w:rPr>
+                <w:rFonts w:ascii="微软雅黑" w:hAnsi="微软雅黑"/>
+                <w:sz w:val="18"/>
+              </w:rPr>
+              <w:t>登录页存在 CSRF Token</w:t>
+            </w:r>
+          </w:p>
+        </w:tc>
+        <w:tc>
+          <w:tcPr>
+            <w:tcW w:type="dxa" w:w="1701"/>
+          </w:tcPr>
+          <w:p>
+            <w:r/>
+            <w:r>
+              <w:rPr>
+                <w:rFonts w:ascii="微软雅黑" w:hAnsi="微软雅黑"/>
+                <w:sz w:val="18"/>
+              </w:rPr>
+              <w:t>存在</w:t>
+            </w:r>
+          </w:p>
+        </w:tc>
+        <w:tc>
+          <w:tcPr>
+            <w:tcW w:type="dxa" w:w="1417"/>
+          </w:tcPr>
+          <w:p>
+            <w:r/>
+            <w:r>
+              <w:rPr>
+                <w:rFonts w:ascii="微软雅黑" w:hAnsi="微软雅黑"/>
+                <w:sz w:val="18"/>
+              </w:rPr>
+              <w:t>✅ 通过</w:t>
+            </w:r>
+          </w:p>
+        </w:tc>
+      </w:tr>
+      <w:tr>
+        <w:tc>
+          <w:tcPr>
+            <w:tcW w:type="dxa" w:w="680"/>
+          </w:tcPr>
+          <w:p>
+            <w:r/>
+            <w:r>
+              <w:rPr>
+                <w:rFonts w:ascii="微软雅黑" w:hAnsi="微软雅黑"/>
+                <w:sz w:val="18"/>
+              </w:rPr>
+              <w:t>4</w:t>
+            </w:r>
+          </w:p>
+        </w:tc>
+        <w:tc>
+          <w:tcPr>
+            <w:tcW w:type="dxa" w:w="2551"/>
+          </w:tcPr>
+          <w:p>
+            <w:r/>
+            <w:r>
+              <w:rPr>
+                <w:rFonts w:ascii="微软雅黑" w:hAnsi="微软雅黑"/>
+                <w:sz w:val="18"/>
+              </w:rPr>
+              <w:t>正常登录（admin/admin123）</w:t>
+            </w:r>
+          </w:p>
+        </w:tc>
+        <w:tc>
+          <w:tcPr>
+            <w:tcW w:type="dxa" w:w="1701"/>
+          </w:tcPr>
+          <w:p>
+            <w:r/>
+            <w:r>
+              <w:rPr>
+                <w:rFonts w:ascii="微软雅黑" w:hAnsi="微软雅黑"/>
+                <w:sz w:val="18"/>
+              </w:rPr>
+              <w:t>跳转首页</w:t>
+            </w:r>
+          </w:p>
+        </w:tc>
+        <w:tc>
+          <w:tcPr>
+            <w:tcW w:type="dxa" w:w="1417"/>
+          </w:tcPr>
+          <w:p>
+            <w:r/>
+            <w:r>
+              <w:rPr>
+                <w:rFonts w:ascii="微软雅黑" w:hAnsi="微软雅黑"/>
+                <w:sz w:val="18"/>
+              </w:rPr>
+              <w:t>✅ 通过</w:t>
+            </w:r>
+          </w:p>
+        </w:tc>
+      </w:tr>
+      <w:tr>
+        <w:tc>
+          <w:tcPr>
+            <w:tcW w:type="dxa" w:w="680"/>
+          </w:tcPr>
+          <w:p>
+            <w:r/>
+            <w:r>
+              <w:rPr>
+                <w:rFonts w:ascii="微软雅黑" w:hAnsi="微软雅黑"/>
+                <w:sz w:val="18"/>
+              </w:rPr>
+              <w:t>5</w:t>
+            </w:r>
+          </w:p>
+        </w:tc>
+        <w:tc>
+          <w:tcPr>
+            <w:tcW w:type="dxa" w:w="2551"/>
+          </w:tcPr>
+          <w:p>
+            <w:r/>
+            <w:r>
+              <w:rPr>
+                <w:rFonts w:ascii="微软雅黑" w:hAnsi="微软雅黑"/>
+                <w:sz w:val="18"/>
+              </w:rPr>
+              <w:t>首页无明文密码</w:t>
+            </w:r>
+          </w:p>
+        </w:tc>
+        <w:tc>
+          <w:tcPr>
+            <w:tcW w:type="dxa" w:w="1701"/>
+          </w:tcPr>
+          <w:p>
+            <w:r/>
+            <w:r>
+              <w:rPr>
+                <w:rFonts w:ascii="微软雅黑" w:hAnsi="微软雅黑"/>
+                <w:sz w:val="18"/>
+              </w:rPr>
+              <w:t>无密码字段</w:t>
+            </w:r>
+          </w:p>
+        </w:tc>
+        <w:tc>
+          <w:tcPr>
+            <w:tcW w:type="dxa" w:w="1417"/>
+          </w:tcPr>
+          <w:p>
+            <w:r/>
+            <w:r>
+              <w:rPr>
+                <w:rFonts w:ascii="微软雅黑" w:hAnsi="微软雅黑"/>
+                <w:sz w:val="18"/>
+              </w:rPr>
+              <w:t>✅ 通过</w:t>
+            </w:r>
+          </w:p>
+        </w:tc>
+      </w:tr>
+      <w:tr>
+        <w:tc>
+          <w:tcPr>
+            <w:tcW w:type="dxa" w:w="680"/>
+          </w:tcPr>
+          <w:p>
+            <w:r/>
+            <w:r>
+              <w:rPr>
+                <w:rFonts w:ascii="微软雅黑" w:hAnsi="微软雅黑"/>
+                <w:sz w:val="18"/>
+              </w:rPr>
+              <w:t>6</w:t>
+            </w:r>
+          </w:p>
+        </w:tc>
+        <w:tc>
+          <w:tcPr>
+            <w:tcW w:type="dxa" w:w="2551"/>
+          </w:tcPr>
+          <w:p>
+            <w:r/>
+            <w:r>
+              <w:rPr>
+                <w:rFonts w:ascii="微软雅黑" w:hAnsi="微软雅黑"/>
+                <w:sz w:val="18"/>
+              </w:rPr>
+              <w:t>错误密码提示</w:t>
+            </w:r>
+          </w:p>
+        </w:tc>
+        <w:tc>
+          <w:tcPr>
+            <w:tcW w:type="dxa" w:w="1701"/>
+          </w:tcPr>
+          <w:p>
+            <w:r/>
+            <w:r>
+              <w:rPr>
+                <w:rFonts w:ascii="微软雅黑" w:hAnsi="微软雅黑"/>
+                <w:sz w:val="18"/>
+              </w:rPr>
+              <w:t>显示错误信息</w:t>
+            </w:r>
+          </w:p>
+        </w:tc>
+        <w:tc>
+          <w:tcPr>
+            <w:tcW w:type="dxa" w:w="1417"/>
+          </w:tcPr>
+          <w:p>
+            <w:r/>
+            <w:r>
+              <w:rPr>
+                <w:rFonts w:ascii="微软雅黑" w:hAnsi="微软雅黑"/>
+                <w:sz w:val="18"/>
+              </w:rPr>
+              <w:t>✅ 通过</w:t>
+            </w:r>
+          </w:p>
+        </w:tc>
+      </w:tr>
+      <w:tr>
+        <w:tc>
+          <w:tcPr>
+            <w:tcW w:type="dxa" w:w="680"/>
+          </w:tcPr>
+          <w:p>
+            <w:r/>
+            <w:r>
+              <w:rPr>
+                <w:rFonts w:ascii="微软雅黑" w:hAnsi="微软雅黑"/>
+                <w:sz w:val="18"/>
+              </w:rPr>
+              <w:t>7</w:t>
+            </w:r>
+          </w:p>
+        </w:tc>
+        <w:tc>
+          <w:tcPr>
+            <w:tcW w:type="dxa" w:w="2551"/>
+          </w:tcPr>
+          <w:p>
+            <w:r/>
+            <w:r>
+              <w:rPr>
+                <w:rFonts w:ascii="微软雅黑" w:hAnsi="微软雅黑"/>
+                <w:sz w:val="18"/>
+              </w:rPr>
+              <w:t>缺失 CSRF Token</w:t>
+            </w:r>
+          </w:p>
+        </w:tc>
+        <w:tc>
+          <w:tcPr>
+            <w:tcW w:type="dxa" w:w="1701"/>
+          </w:tcPr>
+          <w:p>
+            <w:r/>
+            <w:r>
+              <w:rPr>
+                <w:rFonts w:ascii="微软雅黑" w:hAnsi="微软雅黑"/>
+                <w:sz w:val="18"/>
+              </w:rPr>
+              <w:t>HTTP 400</w:t>
+            </w:r>
+          </w:p>
+        </w:tc>
+        <w:tc>
+          <w:tcPr>
+            <w:tcW w:type="dxa" w:w="1417"/>
+          </w:tcPr>
+          <w:p>
+            <w:r/>
+            <w:r>
+              <w:rPr>
+                <w:rFonts w:ascii="微软雅黑" w:hAnsi="微软雅黑"/>
+                <w:sz w:val="18"/>
+              </w:rPr>
+              <w:t>✅ 通过</w:t>
+            </w:r>
+          </w:p>
+        </w:tc>
+      </w:tr>
+      <w:tr>
+        <w:tc>
+          <w:tcPr>
+            <w:tcW w:type="dxa" w:w="680"/>
+          </w:tcPr>
+          <w:p>
+            <w:r/>
+            <w:r>
+              <w:rPr>
+                <w:rFonts w:ascii="微软雅黑" w:hAnsi="微软雅黑"/>
+                <w:sz w:val="18"/>
+              </w:rPr>
+              <w:t>8</w:t>
+            </w:r>
+          </w:p>
+        </w:tc>
+        <w:tc>
+          <w:tcPr>
+            <w:tcW w:type="dxa" w:w="2551"/>
+          </w:tcPr>
+          <w:p>
+            <w:r/>
+            <w:r>
+              <w:rPr>
+                <w:rFonts w:ascii="微软雅黑" w:hAnsi="微软雅黑"/>
+                <w:sz w:val="18"/>
+              </w:rPr>
+              <w:t>密码已哈希存储</w:t>
+            </w:r>
+          </w:p>
+        </w:tc>
+        <w:tc>
+          <w:tcPr>
+            <w:tcW w:type="dxa" w:w="1701"/>
+          </w:tcPr>
+          <w:p>
+            <w:r/>
+            <w:r>
+              <w:rPr>
+                <w:rFonts w:ascii="微软雅黑" w:hAnsi="微软雅黑"/>
+                <w:sz w:val="18"/>
+              </w:rPr>
+              <w:t>非明文</w:t>
+            </w:r>
+          </w:p>
+        </w:tc>
+        <w:tc>
+          <w:tcPr>
+            <w:tcW w:type="dxa" w:w="1417"/>
+          </w:tcPr>
+          <w:p>
+            <w:r/>
+            <w:r>
+              <w:rPr>
+                <w:rFonts w:ascii="微软雅黑" w:hAnsi="微软雅黑"/>
+                <w:sz w:val="18"/>
+              </w:rPr>
+              <w:t>✅ 通过</w:t>
+            </w:r>
+          </w:p>
+        </w:tc>
+      </w:tr>
+      <w:tr>
+        <w:tc>
+          <w:tcPr>
+            <w:tcW w:type="dxa" w:w="680"/>
+          </w:tcPr>
+          <w:p>
+            <w:r/>
+            <w:r>
+              <w:rPr>
+                <w:rFonts w:ascii="微软雅黑" w:hAnsi="微软雅黑"/>
+                <w:sz w:val="18"/>
+              </w:rPr>
+              <w:t>9</w:t>
+            </w:r>
+          </w:p>
+        </w:tc>
+        <w:tc>
+          <w:tcPr>
+            <w:tcW w:type="dxa" w:w="2551"/>
+          </w:tcPr>
+          <w:p>
+            <w:r/>
+            <w:r>
+              <w:rPr>
+                <w:rFonts w:ascii="微软雅黑" w:hAnsi="微软雅黑"/>
+                <w:sz w:val="18"/>
+              </w:rPr>
+              <w:t>Secret Key 非硬编码</w:t>
+            </w:r>
+          </w:p>
+        </w:tc>
+        <w:tc>
+          <w:tcPr>
+            <w:tcW w:type="dxa" w:w="1701"/>
+          </w:tcPr>
+          <w:p>
+            <w:r/>
+            <w:r>
+              <w:rPr>
+                <w:rFonts w:ascii="微软雅黑" w:hAnsi="微软雅黑"/>
+                <w:sz w:val="18"/>
+              </w:rPr>
+              <w:t>环境变量/随机</w:t>
+            </w:r>
+          </w:p>
+        </w:tc>
+        <w:tc>
+          <w:tcPr>
+            <w:tcW w:type="dxa" w:w="1417"/>
+          </w:tcPr>
+          <w:p>
+            <w:r/>
+            <w:r>
+              <w:rPr>
+                <w:rFonts w:ascii="微软雅黑" w:hAnsi="微软雅黑"/>
+                <w:sz w:val="18"/>
+              </w:rPr>
+              <w:t>✅ 通过</w:t>
+            </w:r>
+          </w:p>
+        </w:tc>
+      </w:tr>
+      <w:tr>
+        <w:tc>
+          <w:tcPr>
+            <w:tcW w:type="dxa" w:w="680"/>
+          </w:tcPr>
+          <w:p>
+            <w:r/>
+            <w:r>
+              <w:rPr>
+                <w:rFonts w:ascii="微软雅黑" w:hAnsi="微软雅黑"/>
+                <w:sz w:val="18"/>
+              </w:rPr>
+              <w:t>10</w:t>
+            </w:r>
+          </w:p>
+        </w:tc>
+        <w:tc>
+          <w:tcPr>
+            <w:tcW w:type="dxa" w:w="2551"/>
+          </w:tcPr>
+          <w:p>
+            <w:r/>
+            <w:r>
+              <w:rPr>
+                <w:rFonts w:ascii="微软雅黑" w:hAnsi="微软雅黑"/>
+                <w:sz w:val="18"/>
+              </w:rPr>
+              <w:t>登录频率限制（第6次）</w:t>
+            </w:r>
+          </w:p>
+        </w:tc>
+        <w:tc>
+          <w:tcPr>
+            <w:tcW w:type="dxa" w:w="1701"/>
+          </w:tcPr>
+          <w:p>
+            <w:r/>
+            <w:r>
+              <w:rPr>
+                <w:rFonts w:ascii="微软雅黑" w:hAnsi="微软雅黑"/>
+                <w:sz w:val="18"/>
+              </w:rPr>
+              <w:t>HTTP 429</w:t>
+            </w:r>
+          </w:p>
+        </w:tc>
+        <w:tc>
+          <w:tcPr>
+            <w:tcW w:type="dxa" w:w="1417"/>
+          </w:tcPr>
+          <w:p>
+            <w:r/>
+            <w:r>
+              <w:rPr>
+                <w:rFonts w:ascii="微软雅黑" w:hAnsi="微软雅黑"/>
+                <w:sz w:val="18"/>
+              </w:rPr>
+              <w:t>✅ 通过</w:t>
             </w:r>
           </w:p>
         </w:tc>
@@ -1996,214 +2557,374 @@
     </w:tbl>
     <w:p/>
     <w:p>
+      <w:r>
+        <w:rPr>
+          <w:b/>
+          <w:sz w:val="21"/>
+        </w:rPr>
+        <w:t>测试结果：10 项功能验证测试全部通过，所有安全漏洞已成功修复。</w:t>
+      </w:r>
+    </w:p>
+    <w:p>
+      <w:r>
+        <w:br w:type="page"/>
+      </w:r>
+    </w:p>
+    <w:p>
       <w:pPr>
         <w:pStyle w:val="Heading1"/>
       </w:pPr>
       <w:r>
-        <w:t>六、修复时间线</w:t>
+        <w:rPr>
+          <w:color w:val="2B579A"/>
+        </w:rPr>
+        <w:t>五、修复时间线</w:t>
       </w:r>
     </w:p>
     <w:p/>
-    <w:p>
-      <w:pPr>
-        <w:spacing w:after="60"/>
-        <w:ind w:left="283"/>
-      </w:pPr>
-      <w:r>
-        <w:rPr>
-          <w:b/>
-          <w:color w:val="484848"/>
-          <w:sz w:val="20"/>
-        </w:rPr>
-        <w:t xml:space="preserve">[2026-07-19 03:00]  </w:t>
-      </w:r>
-      <w:r>
-        <w:rPr>
-          <w:sz w:val="20"/>
-        </w:rPr>
-        <w:t>📋 漏洞评估 — 识别出 8 项安全漏洞（3 高危 / 4 中危 / 1 低危）</w:t>
-      </w:r>
-    </w:p>
-    <w:p>
-      <w:pPr>
-        <w:spacing w:after="60"/>
-        <w:ind w:left="283"/>
-      </w:pPr>
-      <w:r>
-        <w:rPr>
-          <w:b/>
-          <w:color w:val="484848"/>
-          <w:sz w:val="20"/>
-        </w:rPr>
-        <w:t xml:space="preserve">[2026-07-19 03:01]  </w:t>
-      </w:r>
-      <w:r>
-        <w:rPr>
-          <w:sz w:val="20"/>
-        </w:rPr>
-        <w:t>🔐 修复 #1 — 密码哈希存储 (generate_password_hash)</w:t>
-      </w:r>
-    </w:p>
-    <w:p>
-      <w:pPr>
-        <w:spacing w:after="60"/>
-        <w:ind w:left="283"/>
-      </w:pPr>
-      <w:r>
-        <w:rPr>
-          <w:b/>
-          <w:color w:val="484848"/>
-          <w:sz w:val="20"/>
-        </w:rPr>
-        <w:t xml:space="preserve">[2026-07-19 03:02]  </w:t>
-      </w:r>
-      <w:r>
-        <w:rPr>
-          <w:sz w:val="20"/>
-        </w:rPr>
-        <w:t>👤 修复 #2 — 用户信息脱敏，页面不再显示密码</w:t>
-      </w:r>
-    </w:p>
-    <w:p>
-      <w:pPr>
-        <w:spacing w:after="60"/>
-        <w:ind w:left="283"/>
-      </w:pPr>
-      <w:r>
-        <w:rPr>
-          <w:b/>
-          <w:color w:val="484848"/>
-          <w:sz w:val="20"/>
-        </w:rPr>
-        <w:t xml:space="preserve">[2026-07-19 03:03]  </w:t>
-      </w:r>
-      <w:r>
-        <w:rPr>
-          <w:sz w:val="20"/>
-        </w:rPr>
-        <w:t>📄 修复 #3 — 删除 HTML 调试注释</w:t>
-      </w:r>
-    </w:p>
-    <w:p>
-      <w:pPr>
-        <w:spacing w:after="60"/>
-        <w:ind w:left="283"/>
-      </w:pPr>
-      <w:r>
-        <w:rPr>
-          <w:b/>
-          <w:color w:val="484848"/>
-          <w:sz w:val="20"/>
-        </w:rPr>
-        <w:t xml:space="preserve">[2026-07-19 03:04]  </w:t>
-      </w:r>
-      <w:r>
-        <w:rPr>
-          <w:sz w:val="20"/>
-        </w:rPr>
-        <w:t>🔑 修复 #4 — Secret Key 改为环境变量 + 随机生成</w:t>
-      </w:r>
-    </w:p>
-    <w:p>
-      <w:pPr>
-        <w:spacing w:after="60"/>
-        <w:ind w:left="283"/>
-      </w:pPr>
-      <w:r>
-        <w:rPr>
-          <w:b/>
-          <w:color w:val="484848"/>
-          <w:sz w:val="20"/>
-        </w:rPr>
-        <w:t xml:space="preserve">[2026-07-19 03:05]  </w:t>
-      </w:r>
-      <w:r>
-        <w:rPr>
-          <w:sz w:val="20"/>
-        </w:rPr>
-        <w:t>🛡️ 修复 #5 — 引入 Flask-WTF CSRF 保护</w:t>
-      </w:r>
-    </w:p>
-    <w:p>
-      <w:pPr>
-        <w:spacing w:after="60"/>
-        <w:ind w:left="283"/>
-      </w:pPr>
-      <w:r>
-        <w:rPr>
-          <w:b/>
-          <w:color w:val="484848"/>
-          <w:sz w:val="20"/>
-        </w:rPr>
-        <w:t xml:space="preserve">[2026-07-19 03:06]  </w:t>
-      </w:r>
-      <w:r>
-        <w:rPr>
-          <w:sz w:val="20"/>
-        </w:rPr>
-        <w:t>🔒 修复 #6 — 实现权限校验基础框架</w:t>
-      </w:r>
-    </w:p>
-    <w:p>
-      <w:pPr>
-        <w:spacing w:after="60"/>
-        <w:ind w:left="283"/>
-      </w:pPr>
-      <w:r>
-        <w:rPr>
-          <w:b/>
-          <w:color w:val="484848"/>
-          <w:sz w:val="20"/>
-        </w:rPr>
-        <w:t xml:space="preserve">[2026-07-19 03:07]  </w:t>
-      </w:r>
-      <w:r>
-        <w:rPr>
-          <w:sz w:val="20"/>
-        </w:rPr>
-        <w:t>🐛 修复 #7 — Debug 模式由环境变量控制</w:t>
-      </w:r>
-    </w:p>
-    <w:p>
-      <w:pPr>
-        <w:spacing w:after="60"/>
-        <w:ind w:left="283"/>
-      </w:pPr>
-      <w:r>
-        <w:rPr>
-          <w:b/>
-          <w:color w:val="484848"/>
-          <w:sz w:val="20"/>
-        </w:rPr>
-        <w:t xml:space="preserve">[2026-07-19 03:08]  </w:t>
-      </w:r>
-      <w:r>
-        <w:rPr>
-          <w:sz w:val="20"/>
-        </w:rPr>
-        <w:t>⏱️ 修复 #8 — 登录接口加入频率限制（flask-limiter）</w:t>
-      </w:r>
-    </w:p>
-    <w:p>
-      <w:pPr>
-        <w:spacing w:after="60"/>
-        <w:ind w:left="283"/>
-      </w:pPr>
-      <w:r>
-        <w:rPr>
-          <w:b/>
-          <w:color w:val="484848"/>
-          <w:sz w:val="20"/>
-        </w:rPr>
-        <w:t xml:space="preserve">[2026-07-19 03:09]  </w:t>
-      </w:r>
-      <w:r>
-        <w:rPr>
-          <w:sz w:val="20"/>
-        </w:rPr>
-        <w:t>🧪 全面测试 — 10 项测试全部通过 ✅</w:t>
-      </w:r>
-    </w:p>
+    <w:tbl>
+      <w:tblPr>
+        <w:tblW w:type="auto" w:w="0"/>
+        <w:jc w:val="center"/>
+        <w:tblLook w:firstColumn="1" w:firstRow="1" w:lastColumn="0" w:lastRow="0" w:noHBand="0" w:noVBand="1" w:val="04A0"/>
+        <w:tblBorders>
+          <w:top w:val="single" w:sz="4" w:space="0" w:color="D0D0D0"/>
+          <w:left w:val="single" w:sz="4" w:space="0" w:color="D0D0D0"/>
+          <w:bottom w:val="single" w:sz="4" w:space="0" w:color="D0D0D0"/>
+          <w:right w:val="single" w:sz="4" w:space="0" w:color="D0D0D0"/>
+          <w:insideH w:val="single" w:sz="4" w:space="0" w:color="D0D0D0"/>
+          <w:insideV w:val="single" w:sz="4" w:space="0" w:color="D0D0D0"/>
+        </w:tblBorders>
+      </w:tblPr>
+      <w:tblGrid>
+        <w:gridCol w:w="4323"/>
+        <w:gridCol w:w="4323"/>
+      </w:tblGrid>
+      <w:tr>
+        <w:tc>
+          <w:tcPr>
+            <w:tcW w:type="dxa" w:w="4323"/>
+          </w:tcPr>
+          <w:p>
+            <w:r/>
+            <w:r>
+              <w:rPr>
+                <w:b/>
+                <w:color w:val="2B579A"/>
+                <w:sz w:val="20"/>
+              </w:rPr>
+              <w:t>时间</w:t>
+            </w:r>
+          </w:p>
+        </w:tc>
+        <w:tc>
+          <w:tcPr>
+            <w:tcW w:type="dxa" w:w="4323"/>
+          </w:tcPr>
+          <w:p>
+            <w:r/>
+            <w:r>
+              <w:rPr>
+                <w:b/>
+                <w:color w:val="2B579A"/>
+                <w:sz w:val="20"/>
+              </w:rPr>
+              <w:t>修复事项</w:t>
+            </w:r>
+          </w:p>
+        </w:tc>
+      </w:tr>
+      <w:tr>
+        <w:tc>
+          <w:tcPr>
+            <w:tcW w:type="dxa" w:w="1417"/>
+          </w:tcPr>
+          <w:p>
+            <w:r>
+              <w:rPr>
+                <w:b/>
+                <w:sz w:val="18"/>
+              </w:rPr>
+              <w:t>03:00</w:t>
+            </w:r>
+          </w:p>
+        </w:tc>
+        <w:tc>
+          <w:tcPr>
+            <w:tcW w:type="dxa" w:w="4819"/>
+          </w:tcPr>
+          <w:p>
+            <w:r>
+              <w:rPr>
+                <w:sz w:val="18"/>
+              </w:rPr>
+              <w:t>漏洞评估 — 识别出 8 项安全漏洞</w:t>
+            </w:r>
+          </w:p>
+        </w:tc>
+      </w:tr>
+      <w:tr>
+        <w:tc>
+          <w:tcPr>
+            <w:tcW w:type="dxa" w:w="1417"/>
+          </w:tcPr>
+          <w:p>
+            <w:r>
+              <w:rPr>
+                <w:b/>
+                <w:sz w:val="18"/>
+              </w:rPr>
+              <w:t>03:01</w:t>
+            </w:r>
+          </w:p>
+        </w:tc>
+        <w:tc>
+          <w:tcPr>
+            <w:tcW w:type="dxa" w:w="4819"/>
+          </w:tcPr>
+          <w:p>
+            <w:r>
+              <w:rPr>
+                <w:sz w:val="18"/>
+              </w:rPr>
+              <w:t>修复 #1 — 密码哈希存储</w:t>
+            </w:r>
+          </w:p>
+        </w:tc>
+      </w:tr>
+      <w:tr>
+        <w:tc>
+          <w:tcPr>
+            <w:tcW w:type="dxa" w:w="1417"/>
+          </w:tcPr>
+          <w:p>
+            <w:r>
+              <w:rPr>
+                <w:b/>
+                <w:sz w:val="18"/>
+              </w:rPr>
+              <w:t>03:02</w:t>
+            </w:r>
+          </w:p>
+        </w:tc>
+        <w:tc>
+          <w:tcPr>
+            <w:tcW w:type="dxa" w:w="4819"/>
+          </w:tcPr>
+          <w:p>
+            <w:r>
+              <w:rPr>
+                <w:sz w:val="18"/>
+              </w:rPr>
+              <w:t>修复 #2 — 用户信息脱敏</w:t>
+            </w:r>
+          </w:p>
+        </w:tc>
+      </w:tr>
+      <w:tr>
+        <w:tc>
+          <w:tcPr>
+            <w:tcW w:type="dxa" w:w="1417"/>
+          </w:tcPr>
+          <w:p>
+            <w:r>
+              <w:rPr>
+                <w:b/>
+                <w:sz w:val="18"/>
+              </w:rPr>
+              <w:t>03:03</w:t>
+            </w:r>
+          </w:p>
+        </w:tc>
+        <w:tc>
+          <w:tcPr>
+            <w:tcW w:type="dxa" w:w="4819"/>
+          </w:tcPr>
+          <w:p>
+            <w:r>
+              <w:rPr>
+                <w:sz w:val="18"/>
+              </w:rPr>
+              <w:t>修复 #3 — 删除 HTML 调试注释</w:t>
+            </w:r>
+          </w:p>
+        </w:tc>
+      </w:tr>
+      <w:tr>
+        <w:tc>
+          <w:tcPr>
+            <w:tcW w:type="dxa" w:w="1417"/>
+          </w:tcPr>
+          <w:p>
+            <w:r>
+              <w:rPr>
+                <w:b/>
+                <w:sz w:val="18"/>
+              </w:rPr>
+              <w:t>03:04</w:t>
+            </w:r>
+          </w:p>
+        </w:tc>
+        <w:tc>
+          <w:tcPr>
+            <w:tcW w:type="dxa" w:w="4819"/>
+          </w:tcPr>
+          <w:p>
+            <w:r>
+              <w:rPr>
+                <w:sz w:val="18"/>
+              </w:rPr>
+              <w:t>修复 #4 — Secret Key 环境变量化</w:t>
+            </w:r>
+          </w:p>
+        </w:tc>
+      </w:tr>
+      <w:tr>
+        <w:tc>
+          <w:tcPr>
+            <w:tcW w:type="dxa" w:w="1417"/>
+          </w:tcPr>
+          <w:p>
+            <w:r>
+              <w:rPr>
+                <w:b/>
+                <w:sz w:val="18"/>
+              </w:rPr>
+              <w:t>03:05</w:t>
+            </w:r>
+          </w:p>
+        </w:tc>
+        <w:tc>
+          <w:tcPr>
+            <w:tcW w:type="dxa" w:w="4819"/>
+          </w:tcPr>
+          <w:p>
+            <w:r>
+              <w:rPr>
+                <w:sz w:val="18"/>
+              </w:rPr>
+              <w:t>修复 #5 — CSRF 保护</w:t>
+            </w:r>
+          </w:p>
+        </w:tc>
+      </w:tr>
+      <w:tr>
+        <w:tc>
+          <w:tcPr>
+            <w:tcW w:type="dxa" w:w="1417"/>
+          </w:tcPr>
+          <w:p>
+            <w:r>
+              <w:rPr>
+                <w:b/>
+                <w:sz w:val="18"/>
+              </w:rPr>
+              <w:t>03:06</w:t>
+            </w:r>
+          </w:p>
+        </w:tc>
+        <w:tc>
+          <w:tcPr>
+            <w:tcW w:type="dxa" w:w="4819"/>
+          </w:tcPr>
+          <w:p>
+            <w:r>
+              <w:rPr>
+                <w:sz w:val="18"/>
+              </w:rPr>
+              <w:t>修复 #6 — 权限校验框架</w:t>
+            </w:r>
+          </w:p>
+        </w:tc>
+      </w:tr>
+      <w:tr>
+        <w:tc>
+          <w:tcPr>
+            <w:tcW w:type="dxa" w:w="1417"/>
+          </w:tcPr>
+          <w:p>
+            <w:r>
+              <w:rPr>
+                <w:b/>
+                <w:sz w:val="18"/>
+              </w:rPr>
+              <w:t>03:07</w:t>
+            </w:r>
+          </w:p>
+        </w:tc>
+        <w:tc>
+          <w:tcPr>
+            <w:tcW w:type="dxa" w:w="4819"/>
+          </w:tcPr>
+          <w:p>
+            <w:r>
+              <w:rPr>
+                <w:sz w:val="18"/>
+              </w:rPr>
+              <w:t>修复 #7 — Debug 模式控制</w:t>
+            </w:r>
+          </w:p>
+        </w:tc>
+      </w:tr>
+      <w:tr>
+        <w:tc>
+          <w:tcPr>
+            <w:tcW w:type="dxa" w:w="1417"/>
+          </w:tcPr>
+          <w:p>
+            <w:r>
+              <w:rPr>
+                <w:b/>
+                <w:sz w:val="18"/>
+              </w:rPr>
+              <w:t>03:08</w:t>
+            </w:r>
+          </w:p>
+        </w:tc>
+        <w:tc>
+          <w:tcPr>
+            <w:tcW w:type="dxa" w:w="4819"/>
+          </w:tcPr>
+          <w:p>
+            <w:r>
+              <w:rPr>
+                <w:sz w:val="18"/>
+              </w:rPr>
+              <w:t>修复 #8 — 登录频率限制</w:t>
+            </w:r>
+          </w:p>
+        </w:tc>
+      </w:tr>
+      <w:tr>
+        <w:tc>
+          <w:tcPr>
+            <w:tcW w:type="dxa" w:w="1417"/>
+          </w:tcPr>
+          <w:p>
+            <w:r>
+              <w:rPr>
+                <w:b/>
+                <w:sz w:val="18"/>
+              </w:rPr>
+              <w:t>03:09</w:t>
+            </w:r>
+          </w:p>
+        </w:tc>
+        <w:tc>
+          <w:tcPr>
+            <w:tcW w:type="dxa" w:w="4819"/>
+          </w:tcPr>
+          <w:p>
+            <w:r>
+              <w:rPr>
+                <w:sz w:val="18"/>
+              </w:rPr>
+              <w:t>全面测试 — 10 项测试全部通过</w:t>
+            </w:r>
+          </w:p>
+        </w:tc>
+      </w:tr>
+    </w:tbl>
     <w:p/>
     <w:p/>
     <w:p>
@@ -2212,7 +2933,7 @@
       </w:pPr>
       <w:r>
         <w:rPr>
-          <w:color w:val="969696"/>
+          <w:color w:val="B4B4B4"/>
           <w:sz w:val="22"/>
         </w:rPr>
         <w:t>— 报告完 —</w:t>
@@ -2220,7 +2941,7 @@
     </w:p>
     <w:sectPr>
       <w:pgSz w:w="12240" w:h="15840"/>
-      <w:pgMar w:top="1417" w:right="1417" w:bottom="1417" w:left="1417" w:header="720" w:footer="720" w:gutter="0"/>
+      <w:pgMar w:top="1440" w:right="1797" w:bottom="1440" w:left="1797" w:header="720" w:footer="720" w:gutter="0"/>
       <w:cols w:space="720"/>
       <w:docGrid w:linePitch="360"/>
     </w:sectPr>
